--- a/LO3 —Application delivery using containers, network architecture, and component securit .docx
+++ b/LO3 —Application delivery using containers, network architecture, and component securit .docx
@@ -89,6 +89,79 @@
       <w:r>
         <w:t>Ctrl + X (Exit)</w:t>
       </w:r>
+    </w:p>
+    <w:p>
+      <w:r>
+        <w:t xml:space="preserve">Pokrenuti skriptu iz trenutnog direktorija </w:t>
+      </w:r>
+      <w:r>
+        <w:t>./dashboard.sh</w:t>
+      </w:r>
+    </w:p>
+    <w:p>
+      <w:proofErr w:type="spellStart"/>
+      <w:r>
+        <w:t>Ls</w:t>
+      </w:r>
+      <w:proofErr w:type="spellEnd"/>
+    </w:p>
+    <w:p>
+      <w:proofErr w:type="spellStart"/>
+      <w:r>
+        <w:t>podman</w:t>
+      </w:r>
+      <w:proofErr w:type="spellEnd"/>
+      <w:r>
+        <w:t xml:space="preserve"> </w:t>
+      </w:r>
+      <w:proofErr w:type="spellStart"/>
+      <w:r>
+        <w:t>pull</w:t>
+      </w:r>
+      <w:proofErr w:type="spellEnd"/>
+      <w:r>
+        <w:t xml:space="preserve"> </w:t>
+      </w:r>
+      <w:proofErr w:type="spellStart"/>
+      <w:r>
+        <w:t>nginx</w:t>
+      </w:r>
+      <w:proofErr w:type="spellEnd"/>
+      <w:r>
+        <w:t xml:space="preserve">, </w:t>
+      </w:r>
+      <w:proofErr w:type="spellStart"/>
+      <w:r>
+        <w:t>podman</w:t>
+      </w:r>
+      <w:proofErr w:type="spellEnd"/>
+      <w:r>
+        <w:t xml:space="preserve"> login docker.io</w:t>
+      </w:r>
+      <w:r>
+        <w:t xml:space="preserve">, </w:t>
+      </w:r>
+      <w:proofErr w:type="spellStart"/>
+      <w:r>
+        <w:t>podman</w:t>
+      </w:r>
+      <w:proofErr w:type="spellEnd"/>
+      <w:r>
+        <w:t xml:space="preserve"> </w:t>
+      </w:r>
+      <w:proofErr w:type="spellStart"/>
+      <w:r>
+        <w:t>run</w:t>
+      </w:r>
+      <w:proofErr w:type="spellEnd"/>
+      <w:r>
+        <w:t xml:space="preserve"> </w:t>
+      </w:r>
+      <w:proofErr w:type="spellStart"/>
+      <w:r>
+        <w:t>nginx</w:t>
+      </w:r>
+      <w:proofErr w:type="spellEnd"/>
     </w:p>
     <w:p>
       <w:pPr>
@@ -244,7 +317,7 @@
                     <pic:cNvPicPr/>
                   </pic:nvPicPr>
                   <pic:blipFill>
-                    <a:blip r:embed="rId5"/>
+                    <a:blip r:embed="rId6"/>
                     <a:stretch>
                       <a:fillRect/>
                     </a:stretch>
@@ -620,7 +693,7 @@
                     <pic:cNvPicPr/>
                   </pic:nvPicPr>
                   <pic:blipFill>
-                    <a:blip r:embed="rId6"/>
+                    <a:blip r:embed="rId7"/>
                     <a:stretch>
                       <a:fillRect/>
                     </a:stretch>
@@ -1408,7 +1481,7 @@
                     <pic:cNvPicPr/>
                   </pic:nvPicPr>
                   <pic:blipFill>
-                    <a:blip r:embed="rId7"/>
+                    <a:blip r:embed="rId8"/>
                     <a:stretch>
                       <a:fillRect/>
                     </a:stretch>
@@ -1688,6 +1761,7 @@
         <w:rPr>
           <w:b/>
           <w:bCs/>
+          <w:noProof/>
         </w:rPr>
         <w:drawing>
           <wp:inline distT="0" distB="0" distL="0" distR="0" wp14:anchorId="3710ACD8" wp14:editId="15C3B369">
@@ -1705,7 +1779,7 @@
                     <pic:cNvPicPr/>
                   </pic:nvPicPr>
                   <pic:blipFill>
-                    <a:blip r:embed="rId8"/>
+                    <a:blip r:embed="rId9"/>
                     <a:stretch>
                       <a:fillRect/>
                     </a:stretch>
@@ -1740,7 +1814,7 @@
       <w:r>
         <w:t xml:space="preserve">curl </w:t>
       </w:r>
-      <w:hyperlink r:id="rId9" w:history="1">
+      <w:hyperlink r:id="rId10" w:history="1">
         <w:r>
           <w:rPr>
             <w:rStyle w:val="Hyperlink"/>
@@ -1791,6 +1865,9 @@
     </w:p>
     <w:p>
       <w:r>
+        <w:rPr>
+          <w:noProof/>
+        </w:rPr>
         <w:drawing>
           <wp:inline distT="0" distB="0" distL="0" distR="0" wp14:anchorId="0A0D9A0D" wp14:editId="46DBAA55">
             <wp:extent cx="4092295" cy="5235394"/>
@@ -1807,7 +1884,7 @@
                     <pic:cNvPicPr/>
                   </pic:nvPicPr>
                   <pic:blipFill>
-                    <a:blip r:embed="rId10"/>
+                    <a:blip r:embed="rId11"/>
                     <a:stretch>
                       <a:fillRect/>
                     </a:stretch>
@@ -1891,6 +1968,9 @@
     </w:p>
     <w:p>
       <w:r>
+        <w:rPr>
+          <w:noProof/>
+        </w:rPr>
         <w:drawing>
           <wp:inline distT="0" distB="0" distL="0" distR="0" wp14:anchorId="2CD540DA" wp14:editId="0C25AF02">
             <wp:extent cx="3520745" cy="5182049"/>
@@ -1907,7 +1987,7 @@
                     <pic:cNvPicPr/>
                   </pic:nvPicPr>
                   <pic:blipFill>
-                    <a:blip r:embed="rId11"/>
+                    <a:blip r:embed="rId12"/>
                     <a:stretch>
                       <a:fillRect/>
                     </a:stretch>
@@ -1990,7 +2070,7 @@
                     </pic:cNvPicPr>
                   </pic:nvPicPr>
                   <pic:blipFill>
-                    <a:blip r:embed="rId12">
+                    <a:blip r:embed="rId13">
                       <a:extLst>
                         <a:ext uri="{28A0092B-C50C-407E-A947-70E740481C1C}">
                           <a14:useLocalDpi xmlns:a14="http://schemas.microsoft.com/office/drawing/2010/main" val="0"/>
@@ -2091,7 +2171,7 @@
                     </pic:cNvPicPr>
                   </pic:nvPicPr>
                   <pic:blipFill>
-                    <a:blip r:embed="rId13">
+                    <a:blip r:embed="rId14">
                       <a:extLst>
                         <a:ext uri="{28A0092B-C50C-407E-A947-70E740481C1C}">
                           <a14:useLocalDpi xmlns:a14="http://schemas.microsoft.com/office/drawing/2010/main" val="0"/>
@@ -2163,6 +2243,7 @@
         <w:rPr>
           <w:b/>
           <w:bCs/>
+          <w:noProof/>
         </w:rPr>
         <w:drawing>
           <wp:inline distT="0" distB="0" distL="0" distR="0" wp14:anchorId="66A31C8E" wp14:editId="1A8B5BAA">
@@ -2180,7 +2261,7 @@
                     <pic:cNvPicPr/>
                   </pic:nvPicPr>
                   <pic:blipFill>
-                    <a:blip r:embed="rId14"/>
+                    <a:blip r:embed="rId15"/>
                     <a:stretch>
                       <a:fillRect/>
                     </a:stretch>
@@ -2214,6 +2295,9 @@
         <w:t xml:space="preserve">Trece restore tarball into fresh volume </w:t>
       </w:r>
       <w:r>
+        <w:rPr>
+          <w:noProof/>
+        </w:rPr>
         <w:drawing>
           <wp:inline distT="0" distB="0" distL="0" distR="0" wp14:anchorId="4442FBF9" wp14:editId="58C94D88">
             <wp:extent cx="2789162" cy="815411"/>
@@ -2230,7 +2314,7 @@
                     <pic:cNvPicPr/>
                   </pic:nvPicPr>
                   <pic:blipFill>
-                    <a:blip r:embed="rId15"/>
+                    <a:blip r:embed="rId16"/>
                     <a:stretch>
                       <a:fillRect/>
                     </a:stretch>
@@ -2283,7 +2367,7 @@
                     </pic:cNvPicPr>
                   </pic:nvPicPr>
                   <pic:blipFill>
-                    <a:blip r:embed="rId16">
+                    <a:blip r:embed="rId17">
                       <a:extLst>
                         <a:ext uri="{28A0092B-C50C-407E-A947-70E740481C1C}">
                           <a14:useLocalDpi xmlns:a14="http://schemas.microsoft.com/office/drawing/2010/main" val="0"/>
@@ -2354,6 +2438,7 @@
         <w:rPr>
           <w:b/>
           <w:bCs/>
+          <w:noProof/>
         </w:rPr>
         <w:drawing>
           <wp:inline distT="0" distB="0" distL="0" distR="0" wp14:anchorId="36970507" wp14:editId="5AA8B642">
@@ -2371,7 +2456,7 @@
                     <pic:cNvPicPr/>
                   </pic:nvPicPr>
                   <pic:blipFill>
-                    <a:blip r:embed="rId17"/>
+                    <a:blip r:embed="rId18"/>
                     <a:stretch>
                       <a:fillRect/>
                     </a:stretch>
@@ -2423,7 +2508,7 @@
                     </pic:cNvPicPr>
                   </pic:nvPicPr>
                   <pic:blipFill>
-                    <a:blip r:embed="rId18">
+                    <a:blip r:embed="rId19">
                       <a:extLst>
                         <a:ext uri="{28A0092B-C50C-407E-A947-70E740481C1C}">
                           <a14:useLocalDpi xmlns:a14="http://schemas.microsoft.com/office/drawing/2010/main" val="0"/>
@@ -2502,6 +2587,7 @@
         <w:rPr>
           <w:b/>
           <w:bCs/>
+          <w:noProof/>
         </w:rPr>
         <w:drawing>
           <wp:inline distT="0" distB="0" distL="0" distR="0" wp14:anchorId="6FC3BC8E" wp14:editId="4325991C">
@@ -2519,7 +2605,7 @@
                     <pic:cNvPicPr/>
                   </pic:nvPicPr>
                   <pic:blipFill>
-                    <a:blip r:embed="rId19"/>
+                    <a:blip r:embed="rId20"/>
                     <a:stretch>
                       <a:fillRect/>
                     </a:stretch>
@@ -2551,6 +2637,7 @@
         <w:rPr>
           <w:b/>
           <w:bCs/>
+          <w:noProof/>
         </w:rPr>
         <w:drawing>
           <wp:inline distT="0" distB="0" distL="0" distR="0" wp14:anchorId="3B2B1B58" wp14:editId="7FC4BFB4">
@@ -2568,7 +2655,7 @@
                     <pic:cNvPicPr/>
                   </pic:nvPicPr>
                   <pic:blipFill>
-                    <a:blip r:embed="rId20"/>
+                    <a:blip r:embed="rId21"/>
                     <a:stretch>
                       <a:fillRect/>
                     </a:stretch>
@@ -2600,7 +2687,7 @@
       </w:r>
     </w:p>
     <w:p>
-      <w:hyperlink r:id="rId21" w:history="1">
+      <w:hyperlink r:id="rId22" w:history="1">
         <w:r>
           <w:rPr>
             <w:rStyle w:val="Hyperlink"/>
@@ -2719,6 +2806,9 @@
     </w:p>
     <w:p>
       <w:r>
+        <w:rPr>
+          <w:noProof/>
+        </w:rPr>
         <w:drawing>
           <wp:inline distT="0" distB="0" distL="0" distR="0" wp14:anchorId="3946C78E" wp14:editId="6B626C6C">
             <wp:extent cx="2286198" cy="1943268"/>
@@ -2735,7 +2825,7 @@
                     <pic:cNvPicPr/>
                   </pic:nvPicPr>
                   <pic:blipFill>
-                    <a:blip r:embed="rId22"/>
+                    <a:blip r:embed="rId23"/>
                     <a:stretch>
                       <a:fillRect/>
                     </a:stretch>
@@ -2822,6 +2912,7 @@
         <w:rPr>
           <w:b/>
           <w:bCs/>
+          <w:noProof/>
         </w:rPr>
         <w:drawing>
           <wp:inline distT="0" distB="0" distL="0" distR="0" wp14:anchorId="683A78EA" wp14:editId="263DA983">
@@ -2839,7 +2930,7 @@
                     <pic:cNvPicPr/>
                   </pic:nvPicPr>
                   <pic:blipFill>
-                    <a:blip r:embed="rId23"/>
+                    <a:blip r:embed="rId24"/>
                     <a:stretch>
                       <a:fillRect/>
                     </a:stretch>
@@ -2880,7 +2971,7 @@
       <w:r>
         <w:t xml:space="preserve">curl </w:t>
       </w:r>
-      <w:hyperlink r:id="rId24" w:history="1">
+      <w:hyperlink r:id="rId25" w:history="1">
         <w:r>
           <w:rPr>
             <w:rStyle w:val="Hyperlink"/>
@@ -2930,6 +3021,9 @@
     </w:p>
     <w:p>
       <w:r>
+        <w:rPr>
+          <w:noProof/>
+        </w:rPr>
         <w:drawing>
           <wp:inline distT="0" distB="0" distL="0" distR="0" wp14:anchorId="2CAEA41B" wp14:editId="42DA5934">
             <wp:extent cx="2301439" cy="3429297"/>
@@ -2946,7 +3040,7 @@
                     <pic:cNvPicPr/>
                   </pic:nvPicPr>
                   <pic:blipFill>
-                    <a:blip r:embed="rId25"/>
+                    <a:blip r:embed="rId26"/>
                     <a:stretch>
                       <a:fillRect/>
                     </a:stretch>
@@ -3325,6 +3419,9 @@
     </w:p>
     <w:p>
       <w:r>
+        <w:rPr>
+          <w:noProof/>
+        </w:rPr>
         <w:drawing>
           <wp:inline distT="0" distB="0" distL="0" distR="0" wp14:anchorId="2A4C1F28" wp14:editId="4553F89B">
             <wp:extent cx="3886537" cy="3939881"/>
@@ -3341,7 +3438,7 @@
                     <pic:cNvPicPr/>
                   </pic:nvPicPr>
                   <pic:blipFill>
-                    <a:blip r:embed="rId26"/>
+                    <a:blip r:embed="rId27"/>
                     <a:stretch>
                       <a:fillRect/>
                     </a:stretch>
@@ -3462,15 +3559,557 @@
       </w:r>
     </w:p>
     <w:p>
-      <w:pPr>
-        <w:rPr>
-          <w:b/>
-          <w:bCs/>
-        </w:rPr>
-      </w:pPr>
-      <w:r>
-        <w:t>Using podman compose down --volumes also deletes the named volumes. Any data stored in those volumes is permanently removed, so this option should be used only when the stored data is no longer needed.</w:t>
-      </w:r>
+      <w:r>
+        <w:t xml:space="preserve">Using podman compose down --volumes also deletes the named volumes. Any data stored in those volumes is permanently removed, so this option should be used only when the stored data </w:t>
+      </w:r>
+      <w:proofErr w:type="spellStart"/>
+      <w:r>
+        <w:t>is</w:t>
+      </w:r>
+      <w:proofErr w:type="spellEnd"/>
+      <w:r>
+        <w:t xml:space="preserve"> no </w:t>
+      </w:r>
+      <w:proofErr w:type="spellStart"/>
+      <w:r>
+        <w:t>longer</w:t>
+      </w:r>
+      <w:proofErr w:type="spellEnd"/>
+      <w:r>
+        <w:t xml:space="preserve"> </w:t>
+      </w:r>
+      <w:proofErr w:type="spellStart"/>
+      <w:r>
+        <w:t>needed</w:t>
+      </w:r>
+      <w:proofErr w:type="spellEnd"/>
+      <w:r>
+        <w:t>.</w:t>
+      </w:r>
+    </w:p>
+    <w:p>
+      <w:proofErr w:type="spellStart"/>
+      <w:r>
+        <w:t>Deploy</w:t>
+      </w:r>
+      <w:proofErr w:type="spellEnd"/>
+      <w:r>
+        <w:t xml:space="preserve"> a </w:t>
+      </w:r>
+      <w:proofErr w:type="spellStart"/>
+      <w:r>
+        <w:t>Nextcloud</w:t>
+      </w:r>
+      <w:proofErr w:type="spellEnd"/>
+      <w:r>
+        <w:t xml:space="preserve"> </w:t>
+      </w:r>
+      <w:proofErr w:type="spellStart"/>
+      <w:r>
+        <w:t>container</w:t>
+      </w:r>
+      <w:proofErr w:type="spellEnd"/>
+      <w:r>
+        <w:t xml:space="preserve"> </w:t>
+      </w:r>
+      <w:proofErr w:type="spellStart"/>
+      <w:r>
+        <w:t>and</w:t>
+      </w:r>
+      <w:proofErr w:type="spellEnd"/>
+      <w:r>
+        <w:t xml:space="preserve"> a </w:t>
+      </w:r>
+      <w:proofErr w:type="spellStart"/>
+      <w:r>
+        <w:t>MariaDB</w:t>
+      </w:r>
+      <w:proofErr w:type="spellEnd"/>
+      <w:r>
+        <w:t xml:space="preserve"> </w:t>
+      </w:r>
+      <w:proofErr w:type="spellStart"/>
+      <w:r>
+        <w:t>container</w:t>
+      </w:r>
+      <w:proofErr w:type="spellEnd"/>
+      <w:r>
+        <w:t xml:space="preserve"> </w:t>
+      </w:r>
+      <w:proofErr w:type="spellStart"/>
+      <w:r>
+        <w:t>using</w:t>
+      </w:r>
+      <w:proofErr w:type="spellEnd"/>
+      <w:r>
+        <w:t xml:space="preserve"> </w:t>
+      </w:r>
+      <w:proofErr w:type="spellStart"/>
+      <w:r>
+        <w:t>podman-compose</w:t>
+      </w:r>
+      <w:proofErr w:type="spellEnd"/>
+      <w:r>
+        <w:t xml:space="preserve">. </w:t>
+      </w:r>
+      <w:proofErr w:type="spellStart"/>
+      <w:r>
+        <w:t>Ensure</w:t>
+      </w:r>
+      <w:proofErr w:type="spellEnd"/>
+      <w:r>
+        <w:t xml:space="preserve"> </w:t>
+      </w:r>
+      <w:proofErr w:type="spellStart"/>
+      <w:r>
+        <w:t>the</w:t>
+      </w:r>
+      <w:proofErr w:type="spellEnd"/>
+      <w:r>
+        <w:t xml:space="preserve"> </w:t>
+      </w:r>
+      <w:proofErr w:type="spellStart"/>
+      <w:r>
+        <w:t>two</w:t>
+      </w:r>
+      <w:proofErr w:type="spellEnd"/>
+      <w:r>
+        <w:t xml:space="preserve"> </w:t>
+      </w:r>
+      <w:proofErr w:type="spellStart"/>
+      <w:r>
+        <w:t>containers</w:t>
+      </w:r>
+      <w:proofErr w:type="spellEnd"/>
+      <w:r>
+        <w:t xml:space="preserve"> </w:t>
+      </w:r>
+      <w:proofErr w:type="spellStart"/>
+      <w:r>
+        <w:t>share</w:t>
+      </w:r>
+      <w:proofErr w:type="spellEnd"/>
+      <w:r>
+        <w:t xml:space="preserve"> a </w:t>
+      </w:r>
+      <w:proofErr w:type="spellStart"/>
+      <w:r>
+        <w:t>dedicated</w:t>
+      </w:r>
+      <w:proofErr w:type="spellEnd"/>
+      <w:r>
+        <w:t xml:space="preserve"> network </w:t>
+      </w:r>
+      <w:proofErr w:type="spellStart"/>
+      <w:r>
+        <w:t>so</w:t>
+      </w:r>
+      <w:proofErr w:type="spellEnd"/>
+      <w:r>
+        <w:t xml:space="preserve"> </w:t>
+      </w:r>
+      <w:proofErr w:type="spellStart"/>
+      <w:r>
+        <w:t>Nextcloud</w:t>
+      </w:r>
+      <w:proofErr w:type="spellEnd"/>
+      <w:r>
+        <w:t xml:space="preserve"> </w:t>
+      </w:r>
+      <w:proofErr w:type="spellStart"/>
+      <w:r>
+        <w:t>can</w:t>
+      </w:r>
+      <w:proofErr w:type="spellEnd"/>
+      <w:r>
+        <w:t xml:space="preserve"> </w:t>
+      </w:r>
+      <w:proofErr w:type="spellStart"/>
+      <w:r>
+        <w:t>communicate</w:t>
+      </w:r>
+      <w:proofErr w:type="spellEnd"/>
+      <w:r>
+        <w:t xml:space="preserve"> </w:t>
+      </w:r>
+      <w:proofErr w:type="spellStart"/>
+      <w:r>
+        <w:t>with</w:t>
+      </w:r>
+      <w:proofErr w:type="spellEnd"/>
+      <w:r>
+        <w:t xml:space="preserve"> </w:t>
+      </w:r>
+      <w:proofErr w:type="spellStart"/>
+      <w:r>
+        <w:t>MariaDB</w:t>
+      </w:r>
+      <w:proofErr w:type="spellEnd"/>
+      <w:r>
+        <w:t xml:space="preserve">. Use </w:t>
+      </w:r>
+      <w:proofErr w:type="spellStart"/>
+      <w:r>
+        <w:t>the</w:t>
+      </w:r>
+      <w:proofErr w:type="spellEnd"/>
+      <w:r>
+        <w:t xml:space="preserve"> </w:t>
+      </w:r>
+      <w:proofErr w:type="spellStart"/>
+      <w:r>
+        <w:t>following</w:t>
+      </w:r>
+      <w:proofErr w:type="spellEnd"/>
+      <w:r>
+        <w:t xml:space="preserve"> </w:t>
+      </w:r>
+      <w:proofErr w:type="spellStart"/>
+      <w:r>
+        <w:t>environment</w:t>
+      </w:r>
+      <w:proofErr w:type="spellEnd"/>
+      <w:r>
+        <w:t xml:space="preserve"> </w:t>
+      </w:r>
+      <w:proofErr w:type="spellStart"/>
+      <w:r>
+        <w:t>variables</w:t>
+      </w:r>
+      <w:proofErr w:type="spellEnd"/>
+      <w:r>
+        <w:t xml:space="preserve"> for </w:t>
+      </w:r>
+      <w:proofErr w:type="spellStart"/>
+      <w:r>
+        <w:t>MariaDB</w:t>
+      </w:r>
+      <w:proofErr w:type="spellEnd"/>
+      <w:r>
+        <w:t>: MARIADB_ROOT_PASSWORD=</w:t>
+      </w:r>
+      <w:proofErr w:type="spellStart"/>
+      <w:r>
+        <w:t>exam-root-pw</w:t>
+      </w:r>
+      <w:proofErr w:type="spellEnd"/>
+      <w:r>
+        <w:t xml:space="preserve"> MARIADB_DATABASE=</w:t>
+      </w:r>
+      <w:proofErr w:type="spellStart"/>
+      <w:r>
+        <w:t>nextcloud</w:t>
+      </w:r>
+      <w:proofErr w:type="spellEnd"/>
+      <w:r>
+        <w:t xml:space="preserve"> MARIADB_USER=</w:t>
+      </w:r>
+      <w:proofErr w:type="spellStart"/>
+      <w:r>
+        <w:t>nc_user</w:t>
+      </w:r>
+      <w:proofErr w:type="spellEnd"/>
+      <w:r>
+        <w:t xml:space="preserve"> MARIADB_PASSWORD=</w:t>
+      </w:r>
+      <w:proofErr w:type="spellStart"/>
+      <w:r>
+        <w:t>nc_password</w:t>
+      </w:r>
+      <w:proofErr w:type="spellEnd"/>
+      <w:r>
+        <w:t xml:space="preserve"> </w:t>
+      </w:r>
+      <w:proofErr w:type="spellStart"/>
+      <w:r>
+        <w:t>Map</w:t>
+      </w:r>
+      <w:proofErr w:type="spellEnd"/>
+      <w:r>
+        <w:t xml:space="preserve"> </w:t>
+      </w:r>
+      <w:proofErr w:type="spellStart"/>
+      <w:r>
+        <w:t>Nextcloud's</w:t>
+      </w:r>
+      <w:proofErr w:type="spellEnd"/>
+      <w:r>
+        <w:t xml:space="preserve"> web port to port 8088 on </w:t>
+      </w:r>
+      <w:proofErr w:type="spellStart"/>
+      <w:r>
+        <w:t>the</w:t>
+      </w:r>
+      <w:proofErr w:type="spellEnd"/>
+      <w:r>
+        <w:t xml:space="preserve"> </w:t>
+      </w:r>
+      <w:proofErr w:type="spellStart"/>
+      <w:r>
+        <w:t>host</w:t>
+      </w:r>
+      <w:proofErr w:type="spellEnd"/>
+      <w:r>
+        <w:t xml:space="preserve">. </w:t>
+      </w:r>
+      <w:proofErr w:type="spellStart"/>
+      <w:r>
+        <w:t>Document</w:t>
+      </w:r>
+      <w:proofErr w:type="spellEnd"/>
+      <w:r>
+        <w:t xml:space="preserve"> </w:t>
+      </w:r>
+      <w:proofErr w:type="spellStart"/>
+      <w:r>
+        <w:t>the</w:t>
+      </w:r>
+      <w:proofErr w:type="spellEnd"/>
+      <w:r>
+        <w:t xml:space="preserve"> </w:t>
+      </w:r>
+      <w:proofErr w:type="spellStart"/>
+      <w:r>
+        <w:t>working</w:t>
+      </w:r>
+      <w:proofErr w:type="spellEnd"/>
+      <w:r>
+        <w:t xml:space="preserve"> </w:t>
+      </w:r>
+      <w:proofErr w:type="spellStart"/>
+      <w:r>
+        <w:t>compose</w:t>
+      </w:r>
+      <w:proofErr w:type="spellEnd"/>
+      <w:r>
+        <w:t xml:space="preserve"> file </w:t>
+      </w:r>
+      <w:proofErr w:type="spellStart"/>
+      <w:r>
+        <w:t>and</w:t>
+      </w:r>
+      <w:proofErr w:type="spellEnd"/>
+      <w:r>
+        <w:t xml:space="preserve"> a </w:t>
+      </w:r>
+      <w:proofErr w:type="spellStart"/>
+      <w:r>
+        <w:t>screenshot</w:t>
+      </w:r>
+      <w:proofErr w:type="spellEnd"/>
+      <w:r>
+        <w:t xml:space="preserve"> </w:t>
+      </w:r>
+      <w:proofErr w:type="spellStart"/>
+      <w:r>
+        <w:t>of</w:t>
+      </w:r>
+      <w:proofErr w:type="spellEnd"/>
+      <w:r>
+        <w:t xml:space="preserve"> </w:t>
+      </w:r>
+      <w:proofErr w:type="spellStart"/>
+      <w:r>
+        <w:t>the</w:t>
+      </w:r>
+      <w:proofErr w:type="spellEnd"/>
+      <w:r>
+        <w:t xml:space="preserve"> </w:t>
+      </w:r>
+      <w:proofErr w:type="spellStart"/>
+      <w:r>
+        <w:t>Nextcloud</w:t>
+      </w:r>
+      <w:proofErr w:type="spellEnd"/>
+      <w:r>
+        <w:t xml:space="preserve"> </w:t>
+      </w:r>
+      <w:proofErr w:type="spellStart"/>
+      <w:r>
+        <w:t>setup</w:t>
+      </w:r>
+      <w:proofErr w:type="spellEnd"/>
+      <w:r>
+        <w:t xml:space="preserve"> </w:t>
+      </w:r>
+      <w:proofErr w:type="spellStart"/>
+      <w:r>
+        <w:t>page</w:t>
+      </w:r>
+      <w:proofErr w:type="spellEnd"/>
+      <w:r>
+        <w:t xml:space="preserve"> </w:t>
+      </w:r>
+      <w:proofErr w:type="spellStart"/>
+      <w:r>
+        <w:t>in</w:t>
+      </w:r>
+      <w:proofErr w:type="spellEnd"/>
+      <w:r>
+        <w:t xml:space="preserve"> </w:t>
+      </w:r>
+      <w:proofErr w:type="spellStart"/>
+      <w:r>
+        <w:t>the</w:t>
+      </w:r>
+      <w:proofErr w:type="spellEnd"/>
+      <w:r>
+        <w:t xml:space="preserve"> browser. </w:t>
+      </w:r>
+    </w:p>
+    <w:p>
+      <w:pPr>
+        <w:pStyle w:val="ListParagraph"/>
+        <w:numPr>
+          <w:ilvl w:val="0"/>
+          <w:numId w:val="11"/>
+        </w:numPr>
+        <w:rPr>
+          <w:b/>
+          <w:bCs/>
+        </w:rPr>
+      </w:pPr>
+      <w:proofErr w:type="spellStart"/>
+      <w:r>
+        <w:t>Create</w:t>
+      </w:r>
+      <w:proofErr w:type="spellEnd"/>
+      <w:r>
+        <w:t xml:space="preserve"> </w:t>
+      </w:r>
+      <w:proofErr w:type="spellStart"/>
+      <w:r>
+        <w:t>project</w:t>
+      </w:r>
+      <w:proofErr w:type="spellEnd"/>
+      <w:r>
+        <w:t xml:space="preserve"> folder</w:t>
+      </w:r>
+    </w:p>
+    <w:p>
+      <w:pPr>
+        <w:pStyle w:val="ListParagraph"/>
+        <w:numPr>
+          <w:ilvl w:val="0"/>
+          <w:numId w:val="12"/>
+        </w:numPr>
+      </w:pPr>
+      <w:proofErr w:type="spellStart"/>
+      <w:r>
+        <w:t>mkdir</w:t>
+      </w:r>
+      <w:proofErr w:type="spellEnd"/>
+      <w:r>
+        <w:t xml:space="preserve"> </w:t>
+      </w:r>
+      <w:proofErr w:type="spellStart"/>
+      <w:r>
+        <w:t>example</w:t>
+      </w:r>
+      <w:r>
+        <w:t>-exam</w:t>
+      </w:r>
+      <w:proofErr w:type="spellEnd"/>
+    </w:p>
+    <w:p>
+      <w:pPr>
+        <w:pStyle w:val="ListParagraph"/>
+        <w:numPr>
+          <w:ilvl w:val="0"/>
+          <w:numId w:val="12"/>
+        </w:numPr>
+        <w:rPr>
+          <w:b/>
+          <w:bCs/>
+        </w:rPr>
+      </w:pPr>
+      <w:r>
+        <w:t xml:space="preserve">cd </w:t>
+      </w:r>
+      <w:proofErr w:type="spellStart"/>
+      <w:r>
+        <w:t>example</w:t>
+      </w:r>
+      <w:r>
+        <w:t>-exam</w:t>
+      </w:r>
+      <w:proofErr w:type="spellEnd"/>
+    </w:p>
+    <w:p>
+      <w:pPr>
+        <w:pStyle w:val="ListParagraph"/>
+        <w:numPr>
+          <w:ilvl w:val="0"/>
+          <w:numId w:val="11"/>
+        </w:numPr>
+        <w:rPr>
+          <w:b/>
+          <w:bCs/>
+        </w:rPr>
+      </w:pPr>
+      <w:proofErr w:type="spellStart"/>
+      <w:r>
+        <w:rPr>
+          <w:b/>
+          <w:bCs/>
+        </w:rPr>
+        <w:t>Create</w:t>
+      </w:r>
+      <w:proofErr w:type="spellEnd"/>
+      <w:r>
+        <w:rPr>
+          <w:b/>
+          <w:bCs/>
+        </w:rPr>
+        <w:t xml:space="preserve"> </w:t>
+      </w:r>
+      <w:proofErr w:type="spellStart"/>
+      <w:r>
+        <w:rPr>
+          <w:b/>
+          <w:bCs/>
+        </w:rPr>
+        <w:t>compose.yaml</w:t>
+      </w:r>
+      <w:proofErr w:type="spellEnd"/>
+    </w:p>
+    <w:p>
+      <w:pPr>
+        <w:pStyle w:val="ListParagraph"/>
+        <w:numPr>
+          <w:ilvl w:val="1"/>
+          <w:numId w:val="11"/>
+        </w:numPr>
+        <w:rPr>
+          <w:b/>
+          <w:bCs/>
+        </w:rPr>
+      </w:pPr>
+      <w:proofErr w:type="spellStart"/>
+      <w:r>
+        <w:rPr>
+          <w:b/>
+          <w:bCs/>
+        </w:rPr>
+        <w:t>nano</w:t>
+      </w:r>
+      <w:proofErr w:type="spellEnd"/>
+      <w:r>
+        <w:rPr>
+          <w:b/>
+          <w:bCs/>
+        </w:rPr>
+        <w:t xml:space="preserve"> </w:t>
+      </w:r>
+      <w:proofErr w:type="spellStart"/>
+      <w:r>
+        <w:rPr>
+          <w:b/>
+          <w:bCs/>
+        </w:rPr>
+        <w:t>compose.yaml</w:t>
+      </w:r>
+      <w:proofErr w:type="spellEnd"/>
       <w:r>
         <w:rPr>
           <w:b/>
@@ -3481,9 +4120,1892 @@
     </w:p>
     <w:p>
       <w:pPr>
-        <w:ind w:firstLine="720"/>
-      </w:pPr>
-    </w:p>
+        <w:pStyle w:val="ListParagraph"/>
+      </w:pPr>
+      <w:r>
+        <w:lastRenderedPageBreak/>
+        <w:drawing>
+          <wp:inline distT="0" distB="0" distL="0" distR="0" wp14:anchorId="5A702D8A" wp14:editId="1C8FFEDF">
+            <wp:extent cx="1958510" cy="4305673"/>
+            <wp:effectExtent l="0" t="0" r="3810" b="0"/>
+            <wp:docPr id="1351143504" name="Picture 1"/>
+            <wp:cNvGraphicFramePr>
+              <a:graphicFrameLocks xmlns:a="http://schemas.openxmlformats.org/drawingml/2006/main" noChangeAspect="1"/>
+            </wp:cNvGraphicFramePr>
+            <a:graphic xmlns:a="http://schemas.openxmlformats.org/drawingml/2006/main">
+              <a:graphicData uri="http://schemas.openxmlformats.org/drawingml/2006/picture">
+                <pic:pic xmlns:pic="http://schemas.openxmlformats.org/drawingml/2006/picture">
+                  <pic:nvPicPr>
+                    <pic:cNvPr id="1351143504" name=""/>
+                    <pic:cNvPicPr/>
+                  </pic:nvPicPr>
+                  <pic:blipFill>
+                    <a:blip r:embed="rId28"/>
+                    <a:stretch>
+                      <a:fillRect/>
+                    </a:stretch>
+                  </pic:blipFill>
+                  <pic:spPr>
+                    <a:xfrm>
+                      <a:off x="0" y="0"/>
+                      <a:ext cx="1958510" cy="4305673"/>
+                    </a:xfrm>
+                    <a:prstGeom prst="rect">
+                      <a:avLst/>
+                    </a:prstGeom>
+                  </pic:spPr>
+                </pic:pic>
+              </a:graphicData>
+            </a:graphic>
+          </wp:inline>
+        </w:drawing>
+      </w:r>
+    </w:p>
+    <w:p>
+      <w:pPr>
+        <w:pStyle w:val="ListParagraph"/>
+        <w:numPr>
+          <w:ilvl w:val="0"/>
+          <w:numId w:val="11"/>
+        </w:numPr>
+      </w:pPr>
+      <w:r>
+        <w:t xml:space="preserve">Start </w:t>
+      </w:r>
+      <w:proofErr w:type="spellStart"/>
+      <w:r>
+        <w:t>stack</w:t>
+      </w:r>
+      <w:proofErr w:type="spellEnd"/>
+    </w:p>
+    <w:p>
+      <w:pPr>
+        <w:pStyle w:val="ListParagraph"/>
+        <w:ind w:left="1440"/>
+      </w:pPr>
+      <w:proofErr w:type="spellStart"/>
+      <w:r>
+        <w:t>Podman-compose</w:t>
+      </w:r>
+      <w:proofErr w:type="spellEnd"/>
+      <w:r>
+        <w:t xml:space="preserve"> </w:t>
+      </w:r>
+      <w:proofErr w:type="spellStart"/>
+      <w:r>
+        <w:t>up</w:t>
+      </w:r>
+      <w:proofErr w:type="spellEnd"/>
+      <w:r>
+        <w:t xml:space="preserve"> -d </w:t>
+      </w:r>
+      <w:proofErr w:type="spellStart"/>
+      <w:r>
+        <w:t>or</w:t>
+      </w:r>
+      <w:proofErr w:type="spellEnd"/>
+      <w:r>
+        <w:t xml:space="preserve"> </w:t>
+      </w:r>
+      <w:proofErr w:type="spellStart"/>
+      <w:r>
+        <w:t>podman</w:t>
+      </w:r>
+      <w:proofErr w:type="spellEnd"/>
+      <w:r>
+        <w:t xml:space="preserve"> </w:t>
+      </w:r>
+      <w:proofErr w:type="spellStart"/>
+      <w:r>
+        <w:t>compose</w:t>
+      </w:r>
+      <w:proofErr w:type="spellEnd"/>
+      <w:r>
+        <w:t xml:space="preserve"> </w:t>
+      </w:r>
+      <w:proofErr w:type="spellStart"/>
+      <w:r>
+        <w:t>up</w:t>
+      </w:r>
+      <w:proofErr w:type="spellEnd"/>
+      <w:r>
+        <w:t xml:space="preserve"> -d</w:t>
+      </w:r>
+    </w:p>
+    <w:p>
+      <w:pPr>
+        <w:pStyle w:val="ListParagraph"/>
+        <w:numPr>
+          <w:ilvl w:val="0"/>
+          <w:numId w:val="11"/>
+        </w:numPr>
+      </w:pPr>
+      <w:proofErr w:type="spellStart"/>
+      <w:r>
+        <w:t>Check</w:t>
+      </w:r>
+      <w:proofErr w:type="spellEnd"/>
+      <w:r>
+        <w:t xml:space="preserve"> </w:t>
+      </w:r>
+      <w:proofErr w:type="spellStart"/>
+      <w:r>
+        <w:t>if</w:t>
+      </w:r>
+      <w:proofErr w:type="spellEnd"/>
+      <w:r>
+        <w:t xml:space="preserve"> </w:t>
+      </w:r>
+      <w:proofErr w:type="spellStart"/>
+      <w:r>
+        <w:t>containers</w:t>
+      </w:r>
+      <w:proofErr w:type="spellEnd"/>
+      <w:r>
+        <w:t xml:space="preserve"> are </w:t>
+      </w:r>
+      <w:proofErr w:type="spellStart"/>
+      <w:r>
+        <w:t>running</w:t>
+      </w:r>
+      <w:proofErr w:type="spellEnd"/>
+    </w:p>
+    <w:p>
+      <w:pPr>
+        <w:pStyle w:val="ListParagraph"/>
+        <w:numPr>
+          <w:ilvl w:val="1"/>
+          <w:numId w:val="11"/>
+        </w:numPr>
+      </w:pPr>
+      <w:proofErr w:type="spellStart"/>
+      <w:r>
+        <w:t>Podman</w:t>
+      </w:r>
+      <w:proofErr w:type="spellEnd"/>
+      <w:r>
+        <w:t xml:space="preserve"> </w:t>
+      </w:r>
+      <w:proofErr w:type="spellStart"/>
+      <w:r>
+        <w:t>ps</w:t>
+      </w:r>
+      <w:proofErr w:type="spellEnd"/>
+    </w:p>
+    <w:p>
+      <w:pPr>
+        <w:pStyle w:val="ListParagraph"/>
+        <w:numPr>
+          <w:ilvl w:val="0"/>
+          <w:numId w:val="11"/>
+        </w:numPr>
+      </w:pPr>
+      <w:proofErr w:type="spellStart"/>
+      <w:r>
+        <w:t>OOpen</w:t>
+      </w:r>
+      <w:proofErr w:type="spellEnd"/>
+      <w:r>
+        <w:t xml:space="preserve"> </w:t>
+      </w:r>
+      <w:proofErr w:type="spellStart"/>
+      <w:r>
+        <w:t>example</w:t>
+      </w:r>
+      <w:proofErr w:type="spellEnd"/>
+      <w:r>
+        <w:t xml:space="preserve"> </w:t>
+      </w:r>
+      <w:proofErr w:type="spellStart"/>
+      <w:r>
+        <w:t>in</w:t>
+      </w:r>
+      <w:proofErr w:type="spellEnd"/>
+      <w:r>
+        <w:t xml:space="preserve"> browser</w:t>
+      </w:r>
+    </w:p>
+    <w:p>
+      <w:pPr>
+        <w:pStyle w:val="ListParagraph"/>
+        <w:numPr>
+          <w:ilvl w:val="1"/>
+          <w:numId w:val="11"/>
+        </w:numPr>
+      </w:pPr>
+      <w:hyperlink r:id="rId29" w:history="1">
+        <w:r>
+          <w:rPr>
+            <w:rStyle w:val="Hyperlink"/>
+          </w:rPr>
+          <w:t>http://localhost:8088</w:t>
+        </w:r>
+      </w:hyperlink>
+    </w:p>
+    <w:p>
+      <w:pPr>
+        <w:pStyle w:val="ListParagraph"/>
+        <w:numPr>
+          <w:ilvl w:val="0"/>
+          <w:numId w:val="13"/>
+        </w:numPr>
+      </w:pPr>
+      <w:proofErr w:type="spellStart"/>
+      <w:r>
+        <w:t>Fill</w:t>
+      </w:r>
+      <w:proofErr w:type="spellEnd"/>
+      <w:r>
+        <w:t xml:space="preserve"> </w:t>
+      </w:r>
+      <w:proofErr w:type="spellStart"/>
+      <w:r>
+        <w:t>setup</w:t>
+      </w:r>
+      <w:proofErr w:type="spellEnd"/>
+      <w:r>
+        <w:t xml:space="preserve"> </w:t>
+      </w:r>
+      <w:proofErr w:type="spellStart"/>
+      <w:r>
+        <w:t>page</w:t>
+      </w:r>
+      <w:proofErr w:type="spellEnd"/>
+    </w:p>
+    <w:p>
+      <w:pPr>
+        <w:pStyle w:val="ListParagraph"/>
+        <w:numPr>
+          <w:ilvl w:val="1"/>
+          <w:numId w:val="13"/>
+        </w:numPr>
+      </w:pPr>
+      <w:proofErr w:type="spellStart"/>
+      <w:r>
+        <w:t>Username</w:t>
+      </w:r>
+      <w:proofErr w:type="spellEnd"/>
+      <w:r>
+        <w:t xml:space="preserve">: </w:t>
+      </w:r>
+      <w:proofErr w:type="spellStart"/>
+      <w:r>
+        <w:t>admin</w:t>
+      </w:r>
+      <w:proofErr w:type="spellEnd"/>
+    </w:p>
+    <w:p>
+      <w:pPr>
+        <w:pStyle w:val="ListParagraph"/>
+        <w:numPr>
+          <w:ilvl w:val="1"/>
+          <w:numId w:val="13"/>
+        </w:numPr>
+      </w:pPr>
+      <w:r>
+        <w:t>Password: admin123</w:t>
+      </w:r>
+    </w:p>
+    <w:p>
+      <w:pPr>
+        <w:pStyle w:val="ListParagraph"/>
+        <w:numPr>
+          <w:ilvl w:val="1"/>
+          <w:numId w:val="13"/>
+        </w:numPr>
+      </w:pPr>
+      <w:proofErr w:type="spellStart"/>
+      <w:r>
+        <w:t>Database</w:t>
+      </w:r>
+      <w:proofErr w:type="spellEnd"/>
+      <w:r>
+        <w:t xml:space="preserve"> </w:t>
+      </w:r>
+      <w:proofErr w:type="spellStart"/>
+      <w:r>
+        <w:t>user</w:t>
+      </w:r>
+      <w:proofErr w:type="spellEnd"/>
+      <w:r>
+        <w:t xml:space="preserve">: </w:t>
+      </w:r>
+      <w:proofErr w:type="spellStart"/>
+      <w:r>
+        <w:t>nc_user</w:t>
+      </w:r>
+      <w:proofErr w:type="spellEnd"/>
+    </w:p>
+    <w:p>
+      <w:pPr>
+        <w:pStyle w:val="ListParagraph"/>
+        <w:numPr>
+          <w:ilvl w:val="1"/>
+          <w:numId w:val="13"/>
+        </w:numPr>
+      </w:pPr>
+      <w:proofErr w:type="spellStart"/>
+      <w:r>
+        <w:t>Database</w:t>
+      </w:r>
+      <w:proofErr w:type="spellEnd"/>
+      <w:r>
+        <w:t xml:space="preserve"> password: </w:t>
+      </w:r>
+      <w:proofErr w:type="spellStart"/>
+      <w:r>
+        <w:t>nc_password</w:t>
+      </w:r>
+      <w:proofErr w:type="spellEnd"/>
+    </w:p>
+    <w:p>
+      <w:pPr>
+        <w:pStyle w:val="ListParagraph"/>
+        <w:numPr>
+          <w:ilvl w:val="1"/>
+          <w:numId w:val="13"/>
+        </w:numPr>
+      </w:pPr>
+      <w:proofErr w:type="spellStart"/>
+      <w:r>
+        <w:t>Database</w:t>
+      </w:r>
+      <w:proofErr w:type="spellEnd"/>
+      <w:r>
+        <w:t xml:space="preserve"> </w:t>
+      </w:r>
+      <w:proofErr w:type="spellStart"/>
+      <w:r>
+        <w:t>name</w:t>
+      </w:r>
+      <w:proofErr w:type="spellEnd"/>
+      <w:r>
+        <w:t xml:space="preserve">: </w:t>
+      </w:r>
+      <w:proofErr w:type="spellStart"/>
+      <w:r>
+        <w:t>nextcloud</w:t>
+      </w:r>
+      <w:proofErr w:type="spellEnd"/>
+    </w:p>
+    <w:p>
+      <w:pPr>
+        <w:pStyle w:val="ListParagraph"/>
+        <w:numPr>
+          <w:ilvl w:val="1"/>
+          <w:numId w:val="13"/>
+        </w:numPr>
+      </w:pPr>
+      <w:proofErr w:type="spellStart"/>
+      <w:r>
+        <w:t>Database</w:t>
+      </w:r>
+      <w:proofErr w:type="spellEnd"/>
+      <w:r>
+        <w:t xml:space="preserve"> </w:t>
+      </w:r>
+      <w:proofErr w:type="spellStart"/>
+      <w:r>
+        <w:t>host</w:t>
+      </w:r>
+      <w:proofErr w:type="spellEnd"/>
+      <w:r>
+        <w:t xml:space="preserve">: </w:t>
+      </w:r>
+      <w:proofErr w:type="spellStart"/>
+      <w:r>
+        <w:t>mariadb</w:t>
+      </w:r>
+      <w:proofErr w:type="spellEnd"/>
+    </w:p>
+    <w:p>
+      <w:proofErr w:type="spellStart"/>
+      <w:r>
+        <w:t>Create</w:t>
+      </w:r>
+      <w:proofErr w:type="spellEnd"/>
+      <w:r>
+        <w:t xml:space="preserve"> a </w:t>
+      </w:r>
+      <w:proofErr w:type="spellStart"/>
+      <w:r>
+        <w:t>named</w:t>
+      </w:r>
+      <w:proofErr w:type="spellEnd"/>
+      <w:r>
+        <w:t xml:space="preserve"> </w:t>
+      </w:r>
+      <w:proofErr w:type="spellStart"/>
+      <w:r>
+        <w:t>volume</w:t>
+      </w:r>
+      <w:proofErr w:type="spellEnd"/>
+      <w:r>
+        <w:t xml:space="preserve"> </w:t>
+      </w:r>
+      <w:proofErr w:type="spellStart"/>
+      <w:r>
+        <w:t>nextcloud_data</w:t>
+      </w:r>
+      <w:proofErr w:type="spellEnd"/>
+      <w:r>
+        <w:t xml:space="preserve"> </w:t>
+      </w:r>
+      <w:proofErr w:type="spellStart"/>
+      <w:r>
+        <w:t>and</w:t>
+      </w:r>
+      <w:proofErr w:type="spellEnd"/>
+      <w:r>
+        <w:t xml:space="preserve"> </w:t>
+      </w:r>
+      <w:proofErr w:type="spellStart"/>
+      <w:r>
+        <w:t>mount</w:t>
+      </w:r>
+      <w:proofErr w:type="spellEnd"/>
+      <w:r>
+        <w:t xml:space="preserve"> </w:t>
+      </w:r>
+      <w:proofErr w:type="spellStart"/>
+      <w:r>
+        <w:t>it</w:t>
+      </w:r>
+      <w:proofErr w:type="spellEnd"/>
+      <w:r>
+        <w:t xml:space="preserve"> to </w:t>
+      </w:r>
+      <w:proofErr w:type="spellStart"/>
+      <w:r>
+        <w:t>the</w:t>
+      </w:r>
+      <w:proofErr w:type="spellEnd"/>
+      <w:r>
+        <w:t xml:space="preserve"> </w:t>
+      </w:r>
+      <w:proofErr w:type="spellStart"/>
+      <w:r>
+        <w:t>appropriate</w:t>
+      </w:r>
+      <w:proofErr w:type="spellEnd"/>
+      <w:r>
+        <w:t xml:space="preserve"> data </w:t>
+      </w:r>
+      <w:proofErr w:type="spellStart"/>
+      <w:r>
+        <w:t>path</w:t>
+      </w:r>
+      <w:proofErr w:type="spellEnd"/>
+      <w:r>
+        <w:t xml:space="preserve"> </w:t>
+      </w:r>
+      <w:proofErr w:type="spellStart"/>
+      <w:r>
+        <w:t>inside</w:t>
+      </w:r>
+      <w:proofErr w:type="spellEnd"/>
+      <w:r>
+        <w:t xml:space="preserve"> </w:t>
+      </w:r>
+      <w:proofErr w:type="spellStart"/>
+      <w:r>
+        <w:t>the</w:t>
+      </w:r>
+      <w:proofErr w:type="spellEnd"/>
+      <w:r>
+        <w:t xml:space="preserve"> </w:t>
+      </w:r>
+      <w:proofErr w:type="spellStart"/>
+      <w:r>
+        <w:t>Nextcloud</w:t>
+      </w:r>
+      <w:proofErr w:type="spellEnd"/>
+      <w:r>
+        <w:t xml:space="preserve"> </w:t>
+      </w:r>
+      <w:proofErr w:type="spellStart"/>
+      <w:r>
+        <w:t>container</w:t>
+      </w:r>
+      <w:proofErr w:type="spellEnd"/>
+      <w:r>
+        <w:t xml:space="preserve">. </w:t>
+      </w:r>
+      <w:proofErr w:type="spellStart"/>
+      <w:r>
+        <w:t>Demonstrate</w:t>
+      </w:r>
+      <w:proofErr w:type="spellEnd"/>
+      <w:r>
+        <w:t xml:space="preserve"> </w:t>
+      </w:r>
+      <w:proofErr w:type="spellStart"/>
+      <w:r>
+        <w:t>that</w:t>
+      </w:r>
+      <w:proofErr w:type="spellEnd"/>
+      <w:r>
+        <w:t xml:space="preserve"> </w:t>
+      </w:r>
+      <w:proofErr w:type="spellStart"/>
+      <w:r>
+        <w:t>the</w:t>
+      </w:r>
+      <w:proofErr w:type="spellEnd"/>
+      <w:r>
+        <w:t xml:space="preserve"> </w:t>
+      </w:r>
+      <w:proofErr w:type="spellStart"/>
+      <w:r>
+        <w:t>volume</w:t>
+      </w:r>
+      <w:proofErr w:type="spellEnd"/>
+      <w:r>
+        <w:t xml:space="preserve"> </w:t>
+      </w:r>
+      <w:proofErr w:type="spellStart"/>
+      <w:r>
+        <w:t>persists</w:t>
+      </w:r>
+      <w:proofErr w:type="spellEnd"/>
+      <w:r>
+        <w:t xml:space="preserve"> data </w:t>
+      </w:r>
+      <w:proofErr w:type="spellStart"/>
+      <w:r>
+        <w:t>by</w:t>
+      </w:r>
+      <w:proofErr w:type="spellEnd"/>
+      <w:r>
+        <w:t xml:space="preserve">: (1) </w:t>
+      </w:r>
+      <w:proofErr w:type="spellStart"/>
+      <w:r>
+        <w:t>writing</w:t>
+      </w:r>
+      <w:proofErr w:type="spellEnd"/>
+      <w:r>
+        <w:t xml:space="preserve"> a file </w:t>
+      </w:r>
+      <w:proofErr w:type="spellStart"/>
+      <w:r>
+        <w:t>inside</w:t>
+      </w:r>
+      <w:proofErr w:type="spellEnd"/>
+      <w:r>
+        <w:t xml:space="preserve"> </w:t>
+      </w:r>
+      <w:proofErr w:type="spellStart"/>
+      <w:r>
+        <w:t>the</w:t>
+      </w:r>
+      <w:proofErr w:type="spellEnd"/>
+      <w:r>
+        <w:t xml:space="preserve"> </w:t>
+      </w:r>
+      <w:proofErr w:type="spellStart"/>
+      <w:r>
+        <w:t>container's</w:t>
+      </w:r>
+      <w:proofErr w:type="spellEnd"/>
+      <w:r>
+        <w:t xml:space="preserve"> data </w:t>
+      </w:r>
+      <w:proofErr w:type="spellStart"/>
+      <w:r>
+        <w:t>directory</w:t>
+      </w:r>
+      <w:proofErr w:type="spellEnd"/>
+      <w:r>
+        <w:t xml:space="preserve">, (2) </w:t>
+      </w:r>
+      <w:proofErr w:type="spellStart"/>
+      <w:r>
+        <w:t>stopping</w:t>
+      </w:r>
+      <w:proofErr w:type="spellEnd"/>
+      <w:r>
+        <w:t xml:space="preserve"> </w:t>
+      </w:r>
+      <w:proofErr w:type="spellStart"/>
+      <w:r>
+        <w:t>and</w:t>
+      </w:r>
+      <w:proofErr w:type="spellEnd"/>
+      <w:r>
+        <w:t xml:space="preserve"> </w:t>
+      </w:r>
+      <w:proofErr w:type="spellStart"/>
+      <w:r>
+        <w:t>removing</w:t>
+      </w:r>
+      <w:proofErr w:type="spellEnd"/>
+      <w:r>
+        <w:t xml:space="preserve"> </w:t>
+      </w:r>
+      <w:proofErr w:type="spellStart"/>
+      <w:r>
+        <w:t>the</w:t>
+      </w:r>
+      <w:proofErr w:type="spellEnd"/>
+      <w:r>
+        <w:t xml:space="preserve"> </w:t>
+      </w:r>
+      <w:proofErr w:type="spellStart"/>
+      <w:r>
+        <w:t>container</w:t>
+      </w:r>
+      <w:proofErr w:type="spellEnd"/>
+      <w:r>
+        <w:t xml:space="preserve">, (3) </w:t>
+      </w:r>
+      <w:proofErr w:type="spellStart"/>
+      <w:r>
+        <w:t>starting</w:t>
+      </w:r>
+      <w:proofErr w:type="spellEnd"/>
+      <w:r>
+        <w:t xml:space="preserve"> a </w:t>
+      </w:r>
+      <w:proofErr w:type="spellStart"/>
+      <w:r>
+        <w:t>new</w:t>
+      </w:r>
+      <w:proofErr w:type="spellEnd"/>
+      <w:r>
+        <w:t xml:space="preserve"> </w:t>
+      </w:r>
+      <w:proofErr w:type="spellStart"/>
+      <w:r>
+        <w:t>Nextcloud</w:t>
+      </w:r>
+      <w:proofErr w:type="spellEnd"/>
+      <w:r>
+        <w:t xml:space="preserve"> </w:t>
+      </w:r>
+      <w:proofErr w:type="spellStart"/>
+      <w:r>
+        <w:t>container</w:t>
+      </w:r>
+      <w:proofErr w:type="spellEnd"/>
+      <w:r>
+        <w:t xml:space="preserve"> </w:t>
+      </w:r>
+      <w:proofErr w:type="spellStart"/>
+      <w:r>
+        <w:t>with</w:t>
+      </w:r>
+      <w:proofErr w:type="spellEnd"/>
+      <w:r>
+        <w:t xml:space="preserve"> </w:t>
+      </w:r>
+      <w:proofErr w:type="spellStart"/>
+      <w:r>
+        <w:t>the</w:t>
+      </w:r>
+      <w:proofErr w:type="spellEnd"/>
+      <w:r>
+        <w:t xml:space="preserve"> same </w:t>
+      </w:r>
+      <w:proofErr w:type="spellStart"/>
+      <w:r>
+        <w:t>volume</w:t>
+      </w:r>
+      <w:proofErr w:type="spellEnd"/>
+      <w:r>
+        <w:t xml:space="preserve">, </w:t>
+      </w:r>
+      <w:proofErr w:type="spellStart"/>
+      <w:r>
+        <w:t>and</w:t>
+      </w:r>
+      <w:proofErr w:type="spellEnd"/>
+      <w:r>
+        <w:t xml:space="preserve"> (4) </w:t>
+      </w:r>
+      <w:proofErr w:type="spellStart"/>
+      <w:r>
+        <w:t>showing</w:t>
+      </w:r>
+      <w:proofErr w:type="spellEnd"/>
+      <w:r>
+        <w:t xml:space="preserve"> </w:t>
+      </w:r>
+      <w:proofErr w:type="spellStart"/>
+      <w:r>
+        <w:t>the</w:t>
+      </w:r>
+      <w:proofErr w:type="spellEnd"/>
+      <w:r>
+        <w:t xml:space="preserve"> file </w:t>
+      </w:r>
+      <w:proofErr w:type="spellStart"/>
+      <w:r>
+        <w:t>still</w:t>
+      </w:r>
+      <w:proofErr w:type="spellEnd"/>
+      <w:r>
+        <w:t xml:space="preserve"> </w:t>
+      </w:r>
+      <w:proofErr w:type="spellStart"/>
+      <w:r>
+        <w:t>exists</w:t>
+      </w:r>
+      <w:proofErr w:type="spellEnd"/>
+    </w:p>
+    <w:p>
+      <w:pPr>
+        <w:pStyle w:val="ListParagraph"/>
+        <w:numPr>
+          <w:ilvl w:val="0"/>
+          <w:numId w:val="14"/>
+        </w:numPr>
+      </w:pPr>
+      <w:proofErr w:type="spellStart"/>
+      <w:r>
+        <w:t>Write</w:t>
+      </w:r>
+      <w:proofErr w:type="spellEnd"/>
+      <w:r>
+        <w:t xml:space="preserve"> a test </w:t>
+      </w:r>
+      <w:proofErr w:type="spellStart"/>
+      <w:r>
+        <w:t>inside</w:t>
+      </w:r>
+      <w:proofErr w:type="spellEnd"/>
+      <w:r>
+        <w:t xml:space="preserve"> </w:t>
+      </w:r>
+      <w:proofErr w:type="spellStart"/>
+      <w:r>
+        <w:t>the</w:t>
+      </w:r>
+      <w:proofErr w:type="spellEnd"/>
+      <w:r>
+        <w:t xml:space="preserve"> </w:t>
+      </w:r>
+      <w:proofErr w:type="spellStart"/>
+      <w:r>
+        <w:t>container</w:t>
+      </w:r>
+      <w:proofErr w:type="spellEnd"/>
+    </w:p>
+    <w:p>
+      <w:pPr>
+        <w:pStyle w:val="ListParagraph"/>
+        <w:numPr>
+          <w:ilvl w:val="1"/>
+          <w:numId w:val="14"/>
+        </w:numPr>
+      </w:pPr>
+      <w:proofErr w:type="spellStart"/>
+      <w:r>
+        <w:t>podman</w:t>
+      </w:r>
+      <w:proofErr w:type="spellEnd"/>
+      <w:r>
+        <w:t xml:space="preserve"> </w:t>
+      </w:r>
+      <w:proofErr w:type="spellStart"/>
+      <w:r>
+        <w:t>exec</w:t>
+      </w:r>
+      <w:proofErr w:type="spellEnd"/>
+      <w:r>
+        <w:t xml:space="preserve"> </w:t>
+      </w:r>
+      <w:proofErr w:type="spellStart"/>
+      <w:r>
+        <w:t>nextcloud_app</w:t>
+      </w:r>
+      <w:proofErr w:type="spellEnd"/>
+      <w:r>
+        <w:t xml:space="preserve"> </w:t>
+      </w:r>
+      <w:proofErr w:type="spellStart"/>
+      <w:r>
+        <w:t>sh</w:t>
+      </w:r>
+      <w:proofErr w:type="spellEnd"/>
+      <w:r>
+        <w:t xml:space="preserve"> -c "</w:t>
+      </w:r>
+      <w:proofErr w:type="spellStart"/>
+      <w:r>
+        <w:t>echo</w:t>
+      </w:r>
+      <w:proofErr w:type="spellEnd"/>
+      <w:r>
+        <w:t xml:space="preserve"> '</w:t>
+      </w:r>
+      <w:proofErr w:type="spellStart"/>
+      <w:r>
+        <w:t>persistent</w:t>
+      </w:r>
+      <w:proofErr w:type="spellEnd"/>
+      <w:r>
+        <w:t xml:space="preserve"> test file' &gt; /var/www/html/persistence-test.txt"</w:t>
+      </w:r>
+    </w:p>
+    <w:p>
+      <w:pPr>
+        <w:pStyle w:val="ListParagraph"/>
+        <w:numPr>
+          <w:ilvl w:val="1"/>
+          <w:numId w:val="14"/>
+        </w:numPr>
+      </w:pPr>
+      <w:proofErr w:type="spellStart"/>
+      <w:r>
+        <w:lastRenderedPageBreak/>
+        <w:t>Check</w:t>
+      </w:r>
+      <w:proofErr w:type="spellEnd"/>
+      <w:r>
+        <w:t xml:space="preserve"> i fit </w:t>
+      </w:r>
+      <w:proofErr w:type="spellStart"/>
+      <w:r>
+        <w:t>exists</w:t>
+      </w:r>
+      <w:proofErr w:type="spellEnd"/>
+      <w:r>
+        <w:t xml:space="preserve"> </w:t>
+      </w:r>
+      <w:proofErr w:type="spellStart"/>
+      <w:r>
+        <w:t>podman</w:t>
+      </w:r>
+      <w:proofErr w:type="spellEnd"/>
+      <w:r>
+        <w:t xml:space="preserve"> </w:t>
+      </w:r>
+      <w:proofErr w:type="spellStart"/>
+      <w:r>
+        <w:t>exec</w:t>
+      </w:r>
+      <w:proofErr w:type="spellEnd"/>
+      <w:r>
+        <w:t xml:space="preserve"> </w:t>
+      </w:r>
+      <w:proofErr w:type="spellStart"/>
+      <w:r>
+        <w:t>nextcloud_app</w:t>
+      </w:r>
+      <w:proofErr w:type="spellEnd"/>
+      <w:r>
+        <w:t xml:space="preserve"> </w:t>
+      </w:r>
+      <w:proofErr w:type="spellStart"/>
+      <w:r>
+        <w:t>cat</w:t>
+      </w:r>
+      <w:proofErr w:type="spellEnd"/>
+      <w:r>
+        <w:t xml:space="preserve"> /var/www/html/persistence-test.txt</w:t>
+      </w:r>
+    </w:p>
+    <w:p>
+      <w:pPr>
+        <w:pStyle w:val="ListParagraph"/>
+        <w:numPr>
+          <w:ilvl w:val="0"/>
+          <w:numId w:val="15"/>
+        </w:numPr>
+      </w:pPr>
+      <w:r>
+        <w:t xml:space="preserve">Stop </w:t>
+      </w:r>
+      <w:proofErr w:type="spellStart"/>
+      <w:r>
+        <w:t>and</w:t>
+      </w:r>
+      <w:proofErr w:type="spellEnd"/>
+      <w:r>
+        <w:t xml:space="preserve"> </w:t>
+      </w:r>
+      <w:proofErr w:type="spellStart"/>
+      <w:r>
+        <w:t>remove</w:t>
+      </w:r>
+      <w:proofErr w:type="spellEnd"/>
+      <w:r>
+        <w:t xml:space="preserve"> </w:t>
+      </w:r>
+      <w:proofErr w:type="spellStart"/>
+      <w:r>
+        <w:t>the</w:t>
+      </w:r>
+      <w:proofErr w:type="spellEnd"/>
+      <w:r>
+        <w:t xml:space="preserve"> </w:t>
+      </w:r>
+      <w:proofErr w:type="spellStart"/>
+      <w:r>
+        <w:t>container</w:t>
+      </w:r>
+      <w:proofErr w:type="spellEnd"/>
+    </w:p>
+    <w:p>
+      <w:pPr>
+        <w:pStyle w:val="ListParagraph"/>
+        <w:numPr>
+          <w:ilvl w:val="0"/>
+          <w:numId w:val="16"/>
+        </w:numPr>
+      </w:pPr>
+      <w:proofErr w:type="spellStart"/>
+      <w:r>
+        <w:t>podman</w:t>
+      </w:r>
+      <w:proofErr w:type="spellEnd"/>
+      <w:r>
+        <w:t xml:space="preserve"> stop </w:t>
+      </w:r>
+      <w:proofErr w:type="spellStart"/>
+      <w:r>
+        <w:t>nextcloud_app</w:t>
+      </w:r>
+      <w:proofErr w:type="spellEnd"/>
+    </w:p>
+    <w:p>
+      <w:pPr>
+        <w:pStyle w:val="ListParagraph"/>
+        <w:numPr>
+          <w:ilvl w:val="0"/>
+          <w:numId w:val="16"/>
+        </w:numPr>
+      </w:pPr>
+      <w:proofErr w:type="spellStart"/>
+      <w:r>
+        <w:t>podman</w:t>
+      </w:r>
+      <w:proofErr w:type="spellEnd"/>
+      <w:r>
+        <w:t xml:space="preserve"> </w:t>
+      </w:r>
+      <w:proofErr w:type="spellStart"/>
+      <w:r>
+        <w:t>rm</w:t>
+      </w:r>
+      <w:proofErr w:type="spellEnd"/>
+      <w:r>
+        <w:t xml:space="preserve"> </w:t>
+      </w:r>
+      <w:proofErr w:type="spellStart"/>
+      <w:r>
+        <w:t>nextcloud_app</w:t>
+      </w:r>
+      <w:proofErr w:type="spellEnd"/>
+    </w:p>
+    <w:p>
+      <w:pPr>
+        <w:pStyle w:val="ListParagraph"/>
+        <w:numPr>
+          <w:ilvl w:val="0"/>
+          <w:numId w:val="17"/>
+        </w:numPr>
+      </w:pPr>
+      <w:r>
+        <w:t xml:space="preserve">Start </w:t>
+      </w:r>
+      <w:proofErr w:type="spellStart"/>
+      <w:r>
+        <w:t>new</w:t>
+      </w:r>
+      <w:proofErr w:type="spellEnd"/>
+      <w:r>
+        <w:t xml:space="preserve"> </w:t>
+      </w:r>
+      <w:proofErr w:type="spellStart"/>
+      <w:r>
+        <w:t>container</w:t>
+      </w:r>
+      <w:proofErr w:type="spellEnd"/>
+      <w:r>
+        <w:t xml:space="preserve"> </w:t>
+      </w:r>
+      <w:proofErr w:type="spellStart"/>
+      <w:r>
+        <w:t>with</w:t>
+      </w:r>
+      <w:proofErr w:type="spellEnd"/>
+      <w:r>
+        <w:t xml:space="preserve"> same </w:t>
+      </w:r>
+      <w:proofErr w:type="spellStart"/>
+      <w:r>
+        <w:t>volume</w:t>
+      </w:r>
+      <w:proofErr w:type="spellEnd"/>
+    </w:p>
+    <w:p>
+      <w:pPr>
+        <w:pStyle w:val="ListParagraph"/>
+        <w:numPr>
+          <w:ilvl w:val="1"/>
+          <w:numId w:val="17"/>
+        </w:numPr>
+      </w:pPr>
+      <w:proofErr w:type="spellStart"/>
+      <w:r>
+        <w:t>podman</w:t>
+      </w:r>
+      <w:proofErr w:type="spellEnd"/>
+      <w:r>
+        <w:t xml:space="preserve"> </w:t>
+      </w:r>
+      <w:proofErr w:type="spellStart"/>
+      <w:r>
+        <w:t>compose</w:t>
+      </w:r>
+      <w:proofErr w:type="spellEnd"/>
+      <w:r>
+        <w:t xml:space="preserve"> </w:t>
+      </w:r>
+      <w:proofErr w:type="spellStart"/>
+      <w:r>
+        <w:t>up</w:t>
+      </w:r>
+      <w:proofErr w:type="spellEnd"/>
+      <w:r>
+        <w:t xml:space="preserve"> -d</w:t>
+      </w:r>
+      <w:r>
+        <w:t xml:space="preserve"> </w:t>
+      </w:r>
+      <w:proofErr w:type="spellStart"/>
+      <w:r>
+        <w:t>or</w:t>
+      </w:r>
+      <w:proofErr w:type="spellEnd"/>
+      <w:r>
+        <w:t xml:space="preserve"> </w:t>
+      </w:r>
+      <w:proofErr w:type="spellStart"/>
+      <w:r>
+        <w:t>podman-compose</w:t>
+      </w:r>
+      <w:proofErr w:type="spellEnd"/>
+      <w:r>
+        <w:t xml:space="preserve"> </w:t>
+      </w:r>
+      <w:proofErr w:type="spellStart"/>
+      <w:r>
+        <w:t>up</w:t>
+      </w:r>
+      <w:proofErr w:type="spellEnd"/>
+      <w:r>
+        <w:t xml:space="preserve"> -d</w:t>
+      </w:r>
+    </w:p>
+    <w:p>
+      <w:pPr>
+        <w:pStyle w:val="ListParagraph"/>
+        <w:numPr>
+          <w:ilvl w:val="0"/>
+          <w:numId w:val="18"/>
+        </w:numPr>
+      </w:pPr>
+      <w:r>
+        <w:t xml:space="preserve">Show </w:t>
+      </w:r>
+      <w:proofErr w:type="spellStart"/>
+      <w:r>
+        <w:t>that</w:t>
+      </w:r>
+      <w:proofErr w:type="spellEnd"/>
+      <w:r>
+        <w:t xml:space="preserve"> file </w:t>
+      </w:r>
+      <w:proofErr w:type="spellStart"/>
+      <w:r>
+        <w:t>still</w:t>
+      </w:r>
+      <w:proofErr w:type="spellEnd"/>
+      <w:r>
+        <w:t xml:space="preserve"> </w:t>
+      </w:r>
+      <w:proofErr w:type="spellStart"/>
+      <w:r>
+        <w:t>exists</w:t>
+      </w:r>
+      <w:proofErr w:type="spellEnd"/>
+    </w:p>
+    <w:p>
+      <w:pPr>
+        <w:pStyle w:val="ListParagraph"/>
+        <w:numPr>
+          <w:ilvl w:val="1"/>
+          <w:numId w:val="18"/>
+        </w:numPr>
+      </w:pPr>
+      <w:proofErr w:type="spellStart"/>
+      <w:r>
+        <w:t>podman</w:t>
+      </w:r>
+      <w:proofErr w:type="spellEnd"/>
+      <w:r>
+        <w:t xml:space="preserve"> </w:t>
+      </w:r>
+      <w:proofErr w:type="spellStart"/>
+      <w:r>
+        <w:t>exec</w:t>
+      </w:r>
+      <w:proofErr w:type="spellEnd"/>
+      <w:r>
+        <w:t xml:space="preserve"> </w:t>
+      </w:r>
+      <w:proofErr w:type="spellStart"/>
+      <w:r>
+        <w:t>nextcloud_app</w:t>
+      </w:r>
+      <w:proofErr w:type="spellEnd"/>
+      <w:r>
+        <w:t xml:space="preserve"> </w:t>
+      </w:r>
+      <w:proofErr w:type="spellStart"/>
+      <w:r>
+        <w:t>cat</w:t>
+      </w:r>
+      <w:proofErr w:type="spellEnd"/>
+      <w:r>
+        <w:t xml:space="preserve"> /var/www/html/persistence-test.txt</w:t>
+      </w:r>
+    </w:p>
+    <w:p>
+      <w:proofErr w:type="spellStart"/>
+      <w:r>
+        <w:t>Example</w:t>
+      </w:r>
+      <w:proofErr w:type="spellEnd"/>
+      <w:r>
+        <w:t xml:space="preserve"> 2</w:t>
+      </w:r>
+    </w:p>
+    <w:p>
+      <w:pPr>
+        <w:pStyle w:val="ListParagraph"/>
+        <w:numPr>
+          <w:ilvl w:val="0"/>
+          <w:numId w:val="18"/>
+        </w:numPr>
+      </w:pPr>
+      <w:proofErr w:type="spellStart"/>
+      <w:r>
+        <w:t>Create</w:t>
+      </w:r>
+      <w:proofErr w:type="spellEnd"/>
+      <w:r>
+        <w:t xml:space="preserve"> </w:t>
+      </w:r>
+      <w:proofErr w:type="spellStart"/>
+      <w:r>
+        <w:t>project</w:t>
+      </w:r>
+      <w:proofErr w:type="spellEnd"/>
+      <w:r>
+        <w:t xml:space="preserve"> folder </w:t>
+      </w:r>
+    </w:p>
+    <w:p>
+      <w:pPr>
+        <w:pStyle w:val="ListParagraph"/>
+        <w:numPr>
+          <w:ilvl w:val="1"/>
+          <w:numId w:val="18"/>
+        </w:numPr>
+      </w:pPr>
+      <w:proofErr w:type="spellStart"/>
+      <w:r>
+        <w:t>mkdir</w:t>
+      </w:r>
+      <w:proofErr w:type="spellEnd"/>
+      <w:r>
+        <w:t xml:space="preserve"> </w:t>
+      </w:r>
+      <w:proofErr w:type="spellStart"/>
+      <w:r>
+        <w:t>drupal-exam</w:t>
+      </w:r>
+      <w:proofErr w:type="spellEnd"/>
+    </w:p>
+    <w:p>
+      <w:pPr>
+        <w:pStyle w:val="ListParagraph"/>
+        <w:numPr>
+          <w:ilvl w:val="1"/>
+          <w:numId w:val="18"/>
+        </w:numPr>
+      </w:pPr>
+      <w:r>
+        <w:t xml:space="preserve">cd </w:t>
+      </w:r>
+      <w:proofErr w:type="spellStart"/>
+      <w:r>
+        <w:t>drupal-exam</w:t>
+      </w:r>
+      <w:proofErr w:type="spellEnd"/>
+    </w:p>
+    <w:p>
+      <w:pPr>
+        <w:pStyle w:val="ListParagraph"/>
+        <w:numPr>
+          <w:ilvl w:val="0"/>
+          <w:numId w:val="18"/>
+        </w:numPr>
+      </w:pPr>
+      <w:proofErr w:type="spellStart"/>
+      <w:r>
+        <w:t>Create</w:t>
+      </w:r>
+      <w:proofErr w:type="spellEnd"/>
+      <w:r>
+        <w:t xml:space="preserve"> </w:t>
+      </w:r>
+      <w:proofErr w:type="spellStart"/>
+      <w:r>
+        <w:t>host</w:t>
+      </w:r>
+      <w:proofErr w:type="spellEnd"/>
+      <w:r>
+        <w:t xml:space="preserve"> </w:t>
+      </w:r>
+      <w:proofErr w:type="spellStart"/>
+      <w:r>
+        <w:t>directory</w:t>
+      </w:r>
+      <w:proofErr w:type="spellEnd"/>
+      <w:r>
+        <w:t xml:space="preserve"> for </w:t>
+      </w:r>
+      <w:proofErr w:type="spellStart"/>
+      <w:r>
+        <w:t>bind</w:t>
+      </w:r>
+      <w:proofErr w:type="spellEnd"/>
+      <w:r>
+        <w:t xml:space="preserve"> </w:t>
+      </w:r>
+      <w:proofErr w:type="spellStart"/>
+      <w:r>
+        <w:t>mount</w:t>
+      </w:r>
+      <w:proofErr w:type="spellEnd"/>
+    </w:p>
+    <w:p>
+      <w:pPr>
+        <w:pStyle w:val="ListParagraph"/>
+        <w:numPr>
+          <w:ilvl w:val="1"/>
+          <w:numId w:val="18"/>
+        </w:numPr>
+      </w:pPr>
+      <w:proofErr w:type="spellStart"/>
+      <w:r>
+        <w:t>sudo</w:t>
+      </w:r>
+      <w:proofErr w:type="spellEnd"/>
+      <w:r>
+        <w:t xml:space="preserve"> </w:t>
+      </w:r>
+      <w:proofErr w:type="spellStart"/>
+      <w:r>
+        <w:t>mkdir</w:t>
+      </w:r>
+      <w:proofErr w:type="spellEnd"/>
+      <w:r>
+        <w:t xml:space="preserve"> -p /</w:t>
+      </w:r>
+      <w:proofErr w:type="spellStart"/>
+      <w:r>
+        <w:t>drupal_data</w:t>
+      </w:r>
+      <w:proofErr w:type="spellEnd"/>
+    </w:p>
+    <w:p>
+      <w:pPr>
+        <w:pStyle w:val="ListParagraph"/>
+        <w:numPr>
+          <w:ilvl w:val="1"/>
+          <w:numId w:val="18"/>
+        </w:numPr>
+      </w:pPr>
+      <w:proofErr w:type="spellStart"/>
+      <w:r>
+        <w:t>sudo</w:t>
+      </w:r>
+      <w:proofErr w:type="spellEnd"/>
+      <w:r>
+        <w:t xml:space="preserve"> </w:t>
+      </w:r>
+      <w:proofErr w:type="spellStart"/>
+      <w:r>
+        <w:t>chmod</w:t>
+      </w:r>
+      <w:proofErr w:type="spellEnd"/>
+      <w:r>
+        <w:t xml:space="preserve"> 777 /</w:t>
+      </w:r>
+      <w:proofErr w:type="spellStart"/>
+      <w:r>
+        <w:t>drupal_data</w:t>
+      </w:r>
+      <w:proofErr w:type="spellEnd"/>
+    </w:p>
+    <w:p>
+      <w:pPr>
+        <w:pStyle w:val="ListParagraph"/>
+        <w:numPr>
+          <w:ilvl w:val="0"/>
+          <w:numId w:val="19"/>
+        </w:numPr>
+      </w:pPr>
+      <w:proofErr w:type="spellStart"/>
+      <w:r>
+        <w:t>Create</w:t>
+      </w:r>
+      <w:proofErr w:type="spellEnd"/>
+      <w:r>
+        <w:t xml:space="preserve"> </w:t>
+      </w:r>
+      <w:proofErr w:type="spellStart"/>
+      <w:r>
+        <w:t>compose.yaml</w:t>
+      </w:r>
+      <w:proofErr w:type="spellEnd"/>
+    </w:p>
+    <w:p>
+      <w:pPr>
+        <w:pStyle w:val="ListParagraph"/>
+      </w:pPr>
+      <w:r>
+        <w:drawing>
+          <wp:inline distT="0" distB="0" distL="0" distR="0" wp14:anchorId="661433AC" wp14:editId="300F4140">
+            <wp:extent cx="2720576" cy="4732430"/>
+            <wp:effectExtent l="0" t="0" r="3810" b="0"/>
+            <wp:docPr id="875705057" name="Picture 1"/>
+            <wp:cNvGraphicFramePr>
+              <a:graphicFrameLocks xmlns:a="http://schemas.openxmlformats.org/drawingml/2006/main" noChangeAspect="1"/>
+            </wp:cNvGraphicFramePr>
+            <a:graphic xmlns:a="http://schemas.openxmlformats.org/drawingml/2006/main">
+              <a:graphicData uri="http://schemas.openxmlformats.org/drawingml/2006/picture">
+                <pic:pic xmlns:pic="http://schemas.openxmlformats.org/drawingml/2006/picture">
+                  <pic:nvPicPr>
+                    <pic:cNvPr id="875705057" name=""/>
+                    <pic:cNvPicPr/>
+                  </pic:nvPicPr>
+                  <pic:blipFill>
+                    <a:blip r:embed="rId30"/>
+                    <a:stretch>
+                      <a:fillRect/>
+                    </a:stretch>
+                  </pic:blipFill>
+                  <pic:spPr>
+                    <a:xfrm>
+                      <a:off x="0" y="0"/>
+                      <a:ext cx="2720576" cy="4732430"/>
+                    </a:xfrm>
+                    <a:prstGeom prst="rect">
+                      <a:avLst/>
+                    </a:prstGeom>
+                  </pic:spPr>
+                </pic:pic>
+              </a:graphicData>
+            </a:graphic>
+          </wp:inline>
+        </w:drawing>
+      </w:r>
+    </w:p>
+    <w:p>
+      <w:pPr>
+        <w:pStyle w:val="ListParagraph"/>
+        <w:numPr>
+          <w:ilvl w:val="0"/>
+          <w:numId w:val="19"/>
+        </w:numPr>
+      </w:pPr>
+      <w:r>
+        <w:lastRenderedPageBreak/>
+        <w:t xml:space="preserve">Start </w:t>
+      </w:r>
+      <w:proofErr w:type="spellStart"/>
+      <w:r>
+        <w:t>containers</w:t>
+      </w:r>
+      <w:proofErr w:type="spellEnd"/>
+    </w:p>
+    <w:p>
+      <w:pPr>
+        <w:pStyle w:val="ListParagraph"/>
+        <w:numPr>
+          <w:ilvl w:val="1"/>
+          <w:numId w:val="19"/>
+        </w:numPr>
+      </w:pPr>
+      <w:proofErr w:type="spellStart"/>
+      <w:r>
+        <w:t>podman</w:t>
+      </w:r>
+      <w:proofErr w:type="spellEnd"/>
+      <w:r>
+        <w:t xml:space="preserve"> </w:t>
+      </w:r>
+      <w:proofErr w:type="spellStart"/>
+      <w:r>
+        <w:t>compose</w:t>
+      </w:r>
+      <w:proofErr w:type="spellEnd"/>
+      <w:r>
+        <w:t xml:space="preserve"> </w:t>
+      </w:r>
+      <w:proofErr w:type="spellStart"/>
+      <w:r>
+        <w:t>up</w:t>
+      </w:r>
+      <w:proofErr w:type="spellEnd"/>
+      <w:r>
+        <w:t xml:space="preserve"> -d</w:t>
+      </w:r>
+    </w:p>
+    <w:p>
+      <w:pPr>
+        <w:pStyle w:val="ListParagraph"/>
+        <w:numPr>
+          <w:ilvl w:val="0"/>
+          <w:numId w:val="20"/>
+        </w:numPr>
+      </w:pPr>
+      <w:proofErr w:type="spellStart"/>
+      <w:r>
+        <w:t>Check</w:t>
+      </w:r>
+      <w:proofErr w:type="spellEnd"/>
+      <w:r>
+        <w:t xml:space="preserve"> </w:t>
+      </w:r>
+      <w:proofErr w:type="spellStart"/>
+      <w:r>
+        <w:t>containers</w:t>
+      </w:r>
+      <w:proofErr w:type="spellEnd"/>
+    </w:p>
+    <w:p>
+      <w:pPr>
+        <w:pStyle w:val="ListParagraph"/>
+        <w:numPr>
+          <w:ilvl w:val="1"/>
+          <w:numId w:val="20"/>
+        </w:numPr>
+      </w:pPr>
+      <w:proofErr w:type="spellStart"/>
+      <w:r>
+        <w:t>Podman</w:t>
+      </w:r>
+      <w:proofErr w:type="spellEnd"/>
+      <w:r>
+        <w:t xml:space="preserve"> </w:t>
+      </w:r>
+      <w:proofErr w:type="spellStart"/>
+      <w:r>
+        <w:t>ps</w:t>
+      </w:r>
+      <w:proofErr w:type="spellEnd"/>
+    </w:p>
+    <w:p>
+      <w:pPr>
+        <w:pStyle w:val="ListParagraph"/>
+        <w:numPr>
+          <w:ilvl w:val="0"/>
+          <w:numId w:val="20"/>
+        </w:numPr>
+      </w:pPr>
+      <w:r>
+        <w:t xml:space="preserve">Open </w:t>
+      </w:r>
+      <w:proofErr w:type="spellStart"/>
+      <w:r>
+        <w:t>drupal</w:t>
+      </w:r>
+      <w:proofErr w:type="spellEnd"/>
+    </w:p>
+    <w:p>
+      <w:pPr>
+        <w:pStyle w:val="ListParagraph"/>
+        <w:numPr>
+          <w:ilvl w:val="1"/>
+          <w:numId w:val="20"/>
+        </w:numPr>
+      </w:pPr>
+      <w:hyperlink r:id="rId31" w:history="1">
+        <w:r>
+          <w:rPr>
+            <w:rStyle w:val="Hyperlink"/>
+          </w:rPr>
+          <w:t>http://localhost:8088</w:t>
+        </w:r>
+      </w:hyperlink>
+    </w:p>
+    <w:p>
+      <w:pPr>
+        <w:pStyle w:val="ListParagraph"/>
+        <w:numPr>
+          <w:ilvl w:val="1"/>
+          <w:numId w:val="20"/>
+        </w:numPr>
+      </w:pPr>
+      <w:proofErr w:type="spellStart"/>
+      <w:r>
+        <w:t>Database</w:t>
+      </w:r>
+      <w:proofErr w:type="spellEnd"/>
+      <w:r>
+        <w:t xml:space="preserve"> </w:t>
+      </w:r>
+      <w:proofErr w:type="spellStart"/>
+      <w:r>
+        <w:t>type</w:t>
+      </w:r>
+      <w:proofErr w:type="spellEnd"/>
+      <w:r>
+        <w:t xml:space="preserve">: </w:t>
+      </w:r>
+      <w:proofErr w:type="spellStart"/>
+      <w:r>
+        <w:t>PostgreSQL</w:t>
+      </w:r>
+      <w:proofErr w:type="spellEnd"/>
+    </w:p>
+    <w:p>
+      <w:pPr>
+        <w:pStyle w:val="ListParagraph"/>
+        <w:numPr>
+          <w:ilvl w:val="1"/>
+          <w:numId w:val="20"/>
+        </w:numPr>
+      </w:pPr>
+      <w:proofErr w:type="spellStart"/>
+      <w:r>
+        <w:t>Database</w:t>
+      </w:r>
+      <w:proofErr w:type="spellEnd"/>
+      <w:r>
+        <w:t xml:space="preserve"> </w:t>
+      </w:r>
+      <w:proofErr w:type="spellStart"/>
+      <w:r>
+        <w:t>name</w:t>
+      </w:r>
+      <w:proofErr w:type="spellEnd"/>
+      <w:r>
+        <w:t xml:space="preserve">: </w:t>
+      </w:r>
+      <w:proofErr w:type="spellStart"/>
+      <w:r>
+        <w:t>drupal</w:t>
+      </w:r>
+      <w:proofErr w:type="spellEnd"/>
+    </w:p>
+    <w:p>
+      <w:pPr>
+        <w:pStyle w:val="ListParagraph"/>
+        <w:numPr>
+          <w:ilvl w:val="1"/>
+          <w:numId w:val="20"/>
+        </w:numPr>
+      </w:pPr>
+      <w:proofErr w:type="spellStart"/>
+      <w:r>
+        <w:t>Database</w:t>
+      </w:r>
+      <w:proofErr w:type="spellEnd"/>
+      <w:r>
+        <w:t xml:space="preserve"> </w:t>
+      </w:r>
+      <w:proofErr w:type="spellStart"/>
+      <w:r>
+        <w:t>username</w:t>
+      </w:r>
+      <w:proofErr w:type="spellEnd"/>
+      <w:r>
+        <w:t xml:space="preserve">: </w:t>
+      </w:r>
+      <w:proofErr w:type="spellStart"/>
+      <w:r>
+        <w:t>drupal_user</w:t>
+      </w:r>
+      <w:proofErr w:type="spellEnd"/>
+    </w:p>
+    <w:p>
+      <w:pPr>
+        <w:pStyle w:val="ListParagraph"/>
+        <w:numPr>
+          <w:ilvl w:val="1"/>
+          <w:numId w:val="20"/>
+        </w:numPr>
+      </w:pPr>
+      <w:proofErr w:type="spellStart"/>
+      <w:r>
+        <w:t>Database</w:t>
+      </w:r>
+      <w:proofErr w:type="spellEnd"/>
+      <w:r>
+        <w:t xml:space="preserve"> password: </w:t>
+      </w:r>
+      <w:proofErr w:type="spellStart"/>
+      <w:r>
+        <w:t>my-secret-pw</w:t>
+      </w:r>
+      <w:proofErr w:type="spellEnd"/>
+    </w:p>
+    <w:p>
+      <w:pPr>
+        <w:pStyle w:val="ListParagraph"/>
+        <w:numPr>
+          <w:ilvl w:val="1"/>
+          <w:numId w:val="20"/>
+        </w:numPr>
+      </w:pPr>
+      <w:proofErr w:type="spellStart"/>
+      <w:r>
+        <w:t>Database</w:t>
+      </w:r>
+      <w:proofErr w:type="spellEnd"/>
+      <w:r>
+        <w:t xml:space="preserve"> </w:t>
+      </w:r>
+      <w:proofErr w:type="spellStart"/>
+      <w:r>
+        <w:t>host</w:t>
+      </w:r>
+      <w:proofErr w:type="spellEnd"/>
+      <w:r>
+        <w:t xml:space="preserve">: </w:t>
+      </w:r>
+      <w:proofErr w:type="spellStart"/>
+      <w:r>
+        <w:t>postgres</w:t>
+      </w:r>
+      <w:proofErr w:type="spellEnd"/>
+    </w:p>
+    <w:p>
+      <w:pPr>
+        <w:pStyle w:val="ListParagraph"/>
+        <w:numPr>
+          <w:ilvl w:val="0"/>
+          <w:numId w:val="21"/>
+        </w:numPr>
+      </w:pPr>
+      <w:proofErr w:type="spellStart"/>
+      <w:r>
+        <w:t>Demonstrate</w:t>
+      </w:r>
+      <w:proofErr w:type="spellEnd"/>
+      <w:r>
+        <w:t xml:space="preserve"> </w:t>
+      </w:r>
+      <w:proofErr w:type="spellStart"/>
+      <w:r>
+        <w:t>drupal</w:t>
+      </w:r>
+      <w:proofErr w:type="spellEnd"/>
+      <w:r>
+        <w:t xml:space="preserve"> </w:t>
+      </w:r>
+      <w:proofErr w:type="spellStart"/>
+      <w:r>
+        <w:t>can</w:t>
+      </w:r>
+      <w:proofErr w:type="spellEnd"/>
+      <w:r>
+        <w:t xml:space="preserve"> </w:t>
+      </w:r>
+      <w:proofErr w:type="spellStart"/>
+      <w:r>
+        <w:t>write</w:t>
+      </w:r>
+      <w:proofErr w:type="spellEnd"/>
+      <w:r>
+        <w:t xml:space="preserve"> to </w:t>
+      </w:r>
+      <w:proofErr w:type="spellStart"/>
+      <w:r>
+        <w:t>bind</w:t>
+      </w:r>
+      <w:proofErr w:type="spellEnd"/>
+      <w:r>
+        <w:t xml:space="preserve"> </w:t>
+      </w:r>
+      <w:proofErr w:type="spellStart"/>
+      <w:r>
+        <w:t>mount</w:t>
+      </w:r>
+      <w:proofErr w:type="spellEnd"/>
+    </w:p>
+    <w:p>
+      <w:pPr>
+        <w:pStyle w:val="ListParagraph"/>
+        <w:numPr>
+          <w:ilvl w:val="1"/>
+          <w:numId w:val="21"/>
+        </w:numPr>
+      </w:pPr>
+      <w:proofErr w:type="spellStart"/>
+      <w:r>
+        <w:t>podman</w:t>
+      </w:r>
+      <w:proofErr w:type="spellEnd"/>
+      <w:r>
+        <w:t xml:space="preserve"> </w:t>
+      </w:r>
+      <w:proofErr w:type="spellStart"/>
+      <w:r>
+        <w:t>exec</w:t>
+      </w:r>
+      <w:proofErr w:type="spellEnd"/>
+      <w:r>
+        <w:t xml:space="preserve"> </w:t>
+      </w:r>
+      <w:proofErr w:type="spellStart"/>
+      <w:r>
+        <w:t>drupal_app</w:t>
+      </w:r>
+      <w:proofErr w:type="spellEnd"/>
+      <w:r>
+        <w:t xml:space="preserve"> </w:t>
+      </w:r>
+      <w:proofErr w:type="spellStart"/>
+      <w:r>
+        <w:t>sh</w:t>
+      </w:r>
+      <w:proofErr w:type="spellEnd"/>
+      <w:r>
+        <w:t xml:space="preserve"> -c "</w:t>
+      </w:r>
+      <w:proofErr w:type="spellStart"/>
+      <w:r>
+        <w:t>echo</w:t>
+      </w:r>
+      <w:proofErr w:type="spellEnd"/>
+      <w:r>
+        <w:t xml:space="preserve"> '</w:t>
+      </w:r>
+      <w:proofErr w:type="spellStart"/>
+      <w:r>
+        <w:t>Drupal</w:t>
+      </w:r>
+      <w:proofErr w:type="spellEnd"/>
+      <w:r>
+        <w:t xml:space="preserve"> </w:t>
+      </w:r>
+      <w:proofErr w:type="spellStart"/>
+      <w:r>
+        <w:t>bind</w:t>
+      </w:r>
+      <w:proofErr w:type="spellEnd"/>
+      <w:r>
+        <w:t xml:space="preserve"> </w:t>
+      </w:r>
+      <w:proofErr w:type="spellStart"/>
+      <w:r>
+        <w:t>mount</w:t>
+      </w:r>
+      <w:proofErr w:type="spellEnd"/>
+      <w:r>
+        <w:t xml:space="preserve"> test' &gt; /var/www/html/</w:t>
+      </w:r>
+      <w:proofErr w:type="spellStart"/>
+      <w:r>
+        <w:t>sites</w:t>
+      </w:r>
+      <w:proofErr w:type="spellEnd"/>
+      <w:r>
+        <w:t>/</w:t>
+      </w:r>
+      <w:proofErr w:type="spellStart"/>
+      <w:r>
+        <w:t>default</w:t>
+      </w:r>
+      <w:proofErr w:type="spellEnd"/>
+      <w:r>
+        <w:t>/</w:t>
+      </w:r>
+      <w:proofErr w:type="spellStart"/>
+      <w:r>
+        <w:t>files</w:t>
+      </w:r>
+      <w:proofErr w:type="spellEnd"/>
+      <w:r>
+        <w:t>/test.txt"</w:t>
+      </w:r>
+    </w:p>
+    <w:p>
+      <w:pPr>
+        <w:pStyle w:val="ListParagraph"/>
+        <w:numPr>
+          <w:ilvl w:val="1"/>
+          <w:numId w:val="21"/>
+        </w:numPr>
+      </w:pPr>
+      <w:proofErr w:type="spellStart"/>
+      <w:r>
+        <w:t>podman</w:t>
+      </w:r>
+      <w:proofErr w:type="spellEnd"/>
+      <w:r>
+        <w:t xml:space="preserve"> </w:t>
+      </w:r>
+      <w:proofErr w:type="spellStart"/>
+      <w:r>
+        <w:t>exec</w:t>
+      </w:r>
+      <w:proofErr w:type="spellEnd"/>
+      <w:r>
+        <w:t xml:space="preserve"> </w:t>
+      </w:r>
+      <w:proofErr w:type="spellStart"/>
+      <w:r>
+        <w:t>drupal_app</w:t>
+      </w:r>
+      <w:proofErr w:type="spellEnd"/>
+      <w:r>
+        <w:t xml:space="preserve"> </w:t>
+      </w:r>
+      <w:proofErr w:type="spellStart"/>
+      <w:r>
+        <w:t>cat</w:t>
+      </w:r>
+      <w:proofErr w:type="spellEnd"/>
+      <w:r>
+        <w:t xml:space="preserve"> /var/www/html/</w:t>
+      </w:r>
+      <w:proofErr w:type="spellStart"/>
+      <w:r>
+        <w:t>sites</w:t>
+      </w:r>
+      <w:proofErr w:type="spellEnd"/>
+      <w:r>
+        <w:t>/</w:t>
+      </w:r>
+      <w:proofErr w:type="spellStart"/>
+      <w:r>
+        <w:t>default</w:t>
+      </w:r>
+      <w:proofErr w:type="spellEnd"/>
+      <w:r>
+        <w:t>/</w:t>
+      </w:r>
+      <w:proofErr w:type="spellStart"/>
+      <w:r>
+        <w:t>files</w:t>
+      </w:r>
+      <w:proofErr w:type="spellEnd"/>
+      <w:r>
+        <w:t>/test.txt</w:t>
+      </w:r>
+    </w:p>
+    <w:p/>
     <w:sectPr>
       <w:pgSz w:w="12240" w:h="15840"/>
       <w:pgMar w:top="1440" w:right="1440" w:bottom="1440" w:left="1440" w:header="720" w:footer="720" w:gutter="0"/>
@@ -3586,6 +6108,232 @@
     </w:lvl>
   </w:abstractNum>
   <w:abstractNum w:abstractNumId="1" w15:restartNumberingAfterBreak="0">
+    <w:nsid w:val="048E6D6A"/>
+    <w:multiLevelType w:val="hybridMultilevel"/>
+    <w:tmpl w:val="BA0AC9C8"/>
+    <w:lvl w:ilvl="0" w:tplc="04090001">
+      <w:start w:val="1"/>
+      <w:numFmt w:val="bullet"/>
+      <w:lvlText w:val=""/>
+      <w:lvlJc w:val="left"/>
+      <w:pPr>
+        <w:ind w:left="720" w:hanging="360"/>
+      </w:pPr>
+      <w:rPr>
+        <w:rFonts w:ascii="Symbol" w:hAnsi="Symbol" w:hint="default"/>
+      </w:rPr>
+    </w:lvl>
+    <w:lvl w:ilvl="1" w:tplc="04090003">
+      <w:start w:val="1"/>
+      <w:numFmt w:val="bullet"/>
+      <w:lvlText w:val="o"/>
+      <w:lvlJc w:val="left"/>
+      <w:pPr>
+        <w:ind w:left="1440" w:hanging="360"/>
+      </w:pPr>
+      <w:rPr>
+        <w:rFonts w:ascii="Courier New" w:hAnsi="Courier New" w:cs="Courier New" w:hint="default"/>
+      </w:rPr>
+    </w:lvl>
+    <w:lvl w:ilvl="2" w:tplc="04090005" w:tentative="1">
+      <w:start w:val="1"/>
+      <w:numFmt w:val="bullet"/>
+      <w:lvlText w:val=""/>
+      <w:lvlJc w:val="left"/>
+      <w:pPr>
+        <w:ind w:left="2160" w:hanging="360"/>
+      </w:pPr>
+      <w:rPr>
+        <w:rFonts w:ascii="Wingdings" w:hAnsi="Wingdings" w:hint="default"/>
+      </w:rPr>
+    </w:lvl>
+    <w:lvl w:ilvl="3" w:tplc="04090001" w:tentative="1">
+      <w:start w:val="1"/>
+      <w:numFmt w:val="bullet"/>
+      <w:lvlText w:val=""/>
+      <w:lvlJc w:val="left"/>
+      <w:pPr>
+        <w:ind w:left="2880" w:hanging="360"/>
+      </w:pPr>
+      <w:rPr>
+        <w:rFonts w:ascii="Symbol" w:hAnsi="Symbol" w:hint="default"/>
+      </w:rPr>
+    </w:lvl>
+    <w:lvl w:ilvl="4" w:tplc="04090003" w:tentative="1">
+      <w:start w:val="1"/>
+      <w:numFmt w:val="bullet"/>
+      <w:lvlText w:val="o"/>
+      <w:lvlJc w:val="left"/>
+      <w:pPr>
+        <w:ind w:left="3600" w:hanging="360"/>
+      </w:pPr>
+      <w:rPr>
+        <w:rFonts w:ascii="Courier New" w:hAnsi="Courier New" w:cs="Courier New" w:hint="default"/>
+      </w:rPr>
+    </w:lvl>
+    <w:lvl w:ilvl="5" w:tplc="04090005" w:tentative="1">
+      <w:start w:val="1"/>
+      <w:numFmt w:val="bullet"/>
+      <w:lvlText w:val=""/>
+      <w:lvlJc w:val="left"/>
+      <w:pPr>
+        <w:ind w:left="4320" w:hanging="360"/>
+      </w:pPr>
+      <w:rPr>
+        <w:rFonts w:ascii="Wingdings" w:hAnsi="Wingdings" w:hint="default"/>
+      </w:rPr>
+    </w:lvl>
+    <w:lvl w:ilvl="6" w:tplc="04090001" w:tentative="1">
+      <w:start w:val="1"/>
+      <w:numFmt w:val="bullet"/>
+      <w:lvlText w:val=""/>
+      <w:lvlJc w:val="left"/>
+      <w:pPr>
+        <w:ind w:left="5040" w:hanging="360"/>
+      </w:pPr>
+      <w:rPr>
+        <w:rFonts w:ascii="Symbol" w:hAnsi="Symbol" w:hint="default"/>
+      </w:rPr>
+    </w:lvl>
+    <w:lvl w:ilvl="7" w:tplc="04090003" w:tentative="1">
+      <w:start w:val="1"/>
+      <w:numFmt w:val="bullet"/>
+      <w:lvlText w:val="o"/>
+      <w:lvlJc w:val="left"/>
+      <w:pPr>
+        <w:ind w:left="5760" w:hanging="360"/>
+      </w:pPr>
+      <w:rPr>
+        <w:rFonts w:ascii="Courier New" w:hAnsi="Courier New" w:cs="Courier New" w:hint="default"/>
+      </w:rPr>
+    </w:lvl>
+    <w:lvl w:ilvl="8" w:tplc="04090005" w:tentative="1">
+      <w:start w:val="1"/>
+      <w:numFmt w:val="bullet"/>
+      <w:lvlText w:val=""/>
+      <w:lvlJc w:val="left"/>
+      <w:pPr>
+        <w:ind w:left="6480" w:hanging="360"/>
+      </w:pPr>
+      <w:rPr>
+        <w:rFonts w:ascii="Wingdings" w:hAnsi="Wingdings" w:hint="default"/>
+      </w:rPr>
+    </w:lvl>
+  </w:abstractNum>
+  <w:abstractNum w:abstractNumId="2" w15:restartNumberingAfterBreak="0">
+    <w:nsid w:val="04DC1652"/>
+    <w:multiLevelType w:val="hybridMultilevel"/>
+    <w:tmpl w:val="1EA61D14"/>
+    <w:lvl w:ilvl="0" w:tplc="04090001">
+      <w:start w:val="1"/>
+      <w:numFmt w:val="bullet"/>
+      <w:lvlText w:val=""/>
+      <w:lvlJc w:val="left"/>
+      <w:pPr>
+        <w:ind w:left="720" w:hanging="360"/>
+      </w:pPr>
+      <w:rPr>
+        <w:rFonts w:ascii="Symbol" w:hAnsi="Symbol" w:hint="default"/>
+      </w:rPr>
+    </w:lvl>
+    <w:lvl w:ilvl="1" w:tplc="04090003">
+      <w:start w:val="1"/>
+      <w:numFmt w:val="bullet"/>
+      <w:lvlText w:val="o"/>
+      <w:lvlJc w:val="left"/>
+      <w:pPr>
+        <w:ind w:left="1440" w:hanging="360"/>
+      </w:pPr>
+      <w:rPr>
+        <w:rFonts w:ascii="Courier New" w:hAnsi="Courier New" w:cs="Courier New" w:hint="default"/>
+      </w:rPr>
+    </w:lvl>
+    <w:lvl w:ilvl="2" w:tplc="04090005" w:tentative="1">
+      <w:start w:val="1"/>
+      <w:numFmt w:val="bullet"/>
+      <w:lvlText w:val=""/>
+      <w:lvlJc w:val="left"/>
+      <w:pPr>
+        <w:ind w:left="2160" w:hanging="360"/>
+      </w:pPr>
+      <w:rPr>
+        <w:rFonts w:ascii="Wingdings" w:hAnsi="Wingdings" w:hint="default"/>
+      </w:rPr>
+    </w:lvl>
+    <w:lvl w:ilvl="3" w:tplc="04090001" w:tentative="1">
+      <w:start w:val="1"/>
+      <w:numFmt w:val="bullet"/>
+      <w:lvlText w:val=""/>
+      <w:lvlJc w:val="left"/>
+      <w:pPr>
+        <w:ind w:left="2880" w:hanging="360"/>
+      </w:pPr>
+      <w:rPr>
+        <w:rFonts w:ascii="Symbol" w:hAnsi="Symbol" w:hint="default"/>
+      </w:rPr>
+    </w:lvl>
+    <w:lvl w:ilvl="4" w:tplc="04090003" w:tentative="1">
+      <w:start w:val="1"/>
+      <w:numFmt w:val="bullet"/>
+      <w:lvlText w:val="o"/>
+      <w:lvlJc w:val="left"/>
+      <w:pPr>
+        <w:ind w:left="3600" w:hanging="360"/>
+      </w:pPr>
+      <w:rPr>
+        <w:rFonts w:ascii="Courier New" w:hAnsi="Courier New" w:cs="Courier New" w:hint="default"/>
+      </w:rPr>
+    </w:lvl>
+    <w:lvl w:ilvl="5" w:tplc="04090005" w:tentative="1">
+      <w:start w:val="1"/>
+      <w:numFmt w:val="bullet"/>
+      <w:lvlText w:val=""/>
+      <w:lvlJc w:val="left"/>
+      <w:pPr>
+        <w:ind w:left="4320" w:hanging="360"/>
+      </w:pPr>
+      <w:rPr>
+        <w:rFonts w:ascii="Wingdings" w:hAnsi="Wingdings" w:hint="default"/>
+      </w:rPr>
+    </w:lvl>
+    <w:lvl w:ilvl="6" w:tplc="04090001" w:tentative="1">
+      <w:start w:val="1"/>
+      <w:numFmt w:val="bullet"/>
+      <w:lvlText w:val=""/>
+      <w:lvlJc w:val="left"/>
+      <w:pPr>
+        <w:ind w:left="5040" w:hanging="360"/>
+      </w:pPr>
+      <w:rPr>
+        <w:rFonts w:ascii="Symbol" w:hAnsi="Symbol" w:hint="default"/>
+      </w:rPr>
+    </w:lvl>
+    <w:lvl w:ilvl="7" w:tplc="04090003" w:tentative="1">
+      <w:start w:val="1"/>
+      <w:numFmt w:val="bullet"/>
+      <w:lvlText w:val="o"/>
+      <w:lvlJc w:val="left"/>
+      <w:pPr>
+        <w:ind w:left="5760" w:hanging="360"/>
+      </w:pPr>
+      <w:rPr>
+        <w:rFonts w:ascii="Courier New" w:hAnsi="Courier New" w:cs="Courier New" w:hint="default"/>
+      </w:rPr>
+    </w:lvl>
+    <w:lvl w:ilvl="8" w:tplc="04090005" w:tentative="1">
+      <w:start w:val="1"/>
+      <w:numFmt w:val="bullet"/>
+      <w:lvlText w:val=""/>
+      <w:lvlJc w:val="left"/>
+      <w:pPr>
+        <w:ind w:left="6480" w:hanging="360"/>
+      </w:pPr>
+      <w:rPr>
+        <w:rFonts w:ascii="Wingdings" w:hAnsi="Wingdings" w:hint="default"/>
+      </w:rPr>
+    </w:lvl>
+  </w:abstractNum>
+  <w:abstractNum w:abstractNumId="3" w15:restartNumberingAfterBreak="0">
     <w:nsid w:val="058F78DC"/>
     <w:multiLevelType w:val="hybridMultilevel"/>
     <w:tmpl w:val="7786B514"/>
@@ -3674,7 +6422,7 @@
       </w:pPr>
     </w:lvl>
   </w:abstractNum>
-  <w:abstractNum w:abstractNumId="2" w15:restartNumberingAfterBreak="0">
+  <w:abstractNum w:abstractNumId="4" w15:restartNumberingAfterBreak="0">
     <w:nsid w:val="06767DA6"/>
     <w:multiLevelType w:val="hybridMultilevel"/>
     <w:tmpl w:val="AF5018E4"/>
@@ -3763,7 +6511,96 @@
       </w:pPr>
     </w:lvl>
   </w:abstractNum>
-  <w:abstractNum w:abstractNumId="3" w15:restartNumberingAfterBreak="0">
+  <w:abstractNum w:abstractNumId="5" w15:restartNumberingAfterBreak="0">
+    <w:nsid w:val="0CEC7A1E"/>
+    <w:multiLevelType w:val="hybridMultilevel"/>
+    <w:tmpl w:val="30929914"/>
+    <w:lvl w:ilvl="0" w:tplc="0409000F">
+      <w:start w:val="1"/>
+      <w:numFmt w:val="decimal"/>
+      <w:lvlText w:val="%1."/>
+      <w:lvlJc w:val="left"/>
+      <w:pPr>
+        <w:ind w:left="720" w:hanging="360"/>
+      </w:pPr>
+      <w:rPr>
+        <w:rFonts w:hint="default"/>
+      </w:rPr>
+    </w:lvl>
+    <w:lvl w:ilvl="1" w:tplc="04090019" w:tentative="1">
+      <w:start w:val="1"/>
+      <w:numFmt w:val="lowerLetter"/>
+      <w:lvlText w:val="%2."/>
+      <w:lvlJc w:val="left"/>
+      <w:pPr>
+        <w:ind w:left="1440" w:hanging="360"/>
+      </w:pPr>
+    </w:lvl>
+    <w:lvl w:ilvl="2" w:tplc="0409001B" w:tentative="1">
+      <w:start w:val="1"/>
+      <w:numFmt w:val="lowerRoman"/>
+      <w:lvlText w:val="%3."/>
+      <w:lvlJc w:val="right"/>
+      <w:pPr>
+        <w:ind w:left="2160" w:hanging="180"/>
+      </w:pPr>
+    </w:lvl>
+    <w:lvl w:ilvl="3" w:tplc="0409000F" w:tentative="1">
+      <w:start w:val="1"/>
+      <w:numFmt w:val="decimal"/>
+      <w:lvlText w:val="%4."/>
+      <w:lvlJc w:val="left"/>
+      <w:pPr>
+        <w:ind w:left="2880" w:hanging="360"/>
+      </w:pPr>
+    </w:lvl>
+    <w:lvl w:ilvl="4" w:tplc="04090019" w:tentative="1">
+      <w:start w:val="1"/>
+      <w:numFmt w:val="lowerLetter"/>
+      <w:lvlText w:val="%5."/>
+      <w:lvlJc w:val="left"/>
+      <w:pPr>
+        <w:ind w:left="3600" w:hanging="360"/>
+      </w:pPr>
+    </w:lvl>
+    <w:lvl w:ilvl="5" w:tplc="0409001B" w:tentative="1">
+      <w:start w:val="1"/>
+      <w:numFmt w:val="lowerRoman"/>
+      <w:lvlText w:val="%6."/>
+      <w:lvlJc w:val="right"/>
+      <w:pPr>
+        <w:ind w:left="4320" w:hanging="180"/>
+      </w:pPr>
+    </w:lvl>
+    <w:lvl w:ilvl="6" w:tplc="0409000F" w:tentative="1">
+      <w:start w:val="1"/>
+      <w:numFmt w:val="decimal"/>
+      <w:lvlText w:val="%7."/>
+      <w:lvlJc w:val="left"/>
+      <w:pPr>
+        <w:ind w:left="5040" w:hanging="360"/>
+      </w:pPr>
+    </w:lvl>
+    <w:lvl w:ilvl="7" w:tplc="04090019" w:tentative="1">
+      <w:start w:val="1"/>
+      <w:numFmt w:val="lowerLetter"/>
+      <w:lvlText w:val="%8."/>
+      <w:lvlJc w:val="left"/>
+      <w:pPr>
+        <w:ind w:left="5760" w:hanging="360"/>
+      </w:pPr>
+    </w:lvl>
+    <w:lvl w:ilvl="8" w:tplc="0409001B" w:tentative="1">
+      <w:start w:val="1"/>
+      <w:numFmt w:val="lowerRoman"/>
+      <w:lvlText w:val="%9."/>
+      <w:lvlJc w:val="right"/>
+      <w:pPr>
+        <w:ind w:left="6480" w:hanging="180"/>
+      </w:pPr>
+    </w:lvl>
+  </w:abstractNum>
+  <w:abstractNum w:abstractNumId="6" w15:restartNumberingAfterBreak="0">
     <w:nsid w:val="0DD14A44"/>
     <w:multiLevelType w:val="hybridMultilevel"/>
     <w:tmpl w:val="AE74465E"/>
@@ -3852,7 +6689,7 @@
       </w:pPr>
     </w:lvl>
   </w:abstractNum>
-  <w:abstractNum w:abstractNumId="4" w15:restartNumberingAfterBreak="0">
+  <w:abstractNum w:abstractNumId="7" w15:restartNumberingAfterBreak="0">
     <w:nsid w:val="121D06F2"/>
     <w:multiLevelType w:val="hybridMultilevel"/>
     <w:tmpl w:val="5E9AAFF6"/>
@@ -3965,7 +6802,346 @@
       </w:rPr>
     </w:lvl>
   </w:abstractNum>
-  <w:abstractNum w:abstractNumId="5" w15:restartNumberingAfterBreak="0">
+  <w:abstractNum w:abstractNumId="8" w15:restartNumberingAfterBreak="0">
+    <w:nsid w:val="12C54798"/>
+    <w:multiLevelType w:val="hybridMultilevel"/>
+    <w:tmpl w:val="B3880C08"/>
+    <w:lvl w:ilvl="0" w:tplc="04090001">
+      <w:start w:val="1"/>
+      <w:numFmt w:val="bullet"/>
+      <w:lvlText w:val=""/>
+      <w:lvlJc w:val="left"/>
+      <w:pPr>
+        <w:ind w:left="720" w:hanging="360"/>
+      </w:pPr>
+      <w:rPr>
+        <w:rFonts w:ascii="Symbol" w:hAnsi="Symbol" w:hint="default"/>
+      </w:rPr>
+    </w:lvl>
+    <w:lvl w:ilvl="1" w:tplc="04090003" w:tentative="1">
+      <w:start w:val="1"/>
+      <w:numFmt w:val="bullet"/>
+      <w:lvlText w:val="o"/>
+      <w:lvlJc w:val="left"/>
+      <w:pPr>
+        <w:ind w:left="1440" w:hanging="360"/>
+      </w:pPr>
+      <w:rPr>
+        <w:rFonts w:ascii="Courier New" w:hAnsi="Courier New" w:cs="Courier New" w:hint="default"/>
+      </w:rPr>
+    </w:lvl>
+    <w:lvl w:ilvl="2" w:tplc="04090005" w:tentative="1">
+      <w:start w:val="1"/>
+      <w:numFmt w:val="bullet"/>
+      <w:lvlText w:val=""/>
+      <w:lvlJc w:val="left"/>
+      <w:pPr>
+        <w:ind w:left="2160" w:hanging="360"/>
+      </w:pPr>
+      <w:rPr>
+        <w:rFonts w:ascii="Wingdings" w:hAnsi="Wingdings" w:hint="default"/>
+      </w:rPr>
+    </w:lvl>
+    <w:lvl w:ilvl="3" w:tplc="04090001" w:tentative="1">
+      <w:start w:val="1"/>
+      <w:numFmt w:val="bullet"/>
+      <w:lvlText w:val=""/>
+      <w:lvlJc w:val="left"/>
+      <w:pPr>
+        <w:ind w:left="2880" w:hanging="360"/>
+      </w:pPr>
+      <w:rPr>
+        <w:rFonts w:ascii="Symbol" w:hAnsi="Symbol" w:hint="default"/>
+      </w:rPr>
+    </w:lvl>
+    <w:lvl w:ilvl="4" w:tplc="04090003" w:tentative="1">
+      <w:start w:val="1"/>
+      <w:numFmt w:val="bullet"/>
+      <w:lvlText w:val="o"/>
+      <w:lvlJc w:val="left"/>
+      <w:pPr>
+        <w:ind w:left="3600" w:hanging="360"/>
+      </w:pPr>
+      <w:rPr>
+        <w:rFonts w:ascii="Courier New" w:hAnsi="Courier New" w:cs="Courier New" w:hint="default"/>
+      </w:rPr>
+    </w:lvl>
+    <w:lvl w:ilvl="5" w:tplc="04090005" w:tentative="1">
+      <w:start w:val="1"/>
+      <w:numFmt w:val="bullet"/>
+      <w:lvlText w:val=""/>
+      <w:lvlJc w:val="left"/>
+      <w:pPr>
+        <w:ind w:left="4320" w:hanging="360"/>
+      </w:pPr>
+      <w:rPr>
+        <w:rFonts w:ascii="Wingdings" w:hAnsi="Wingdings" w:hint="default"/>
+      </w:rPr>
+    </w:lvl>
+    <w:lvl w:ilvl="6" w:tplc="04090001" w:tentative="1">
+      <w:start w:val="1"/>
+      <w:numFmt w:val="bullet"/>
+      <w:lvlText w:val=""/>
+      <w:lvlJc w:val="left"/>
+      <w:pPr>
+        <w:ind w:left="5040" w:hanging="360"/>
+      </w:pPr>
+      <w:rPr>
+        <w:rFonts w:ascii="Symbol" w:hAnsi="Symbol" w:hint="default"/>
+      </w:rPr>
+    </w:lvl>
+    <w:lvl w:ilvl="7" w:tplc="04090003" w:tentative="1">
+      <w:start w:val="1"/>
+      <w:numFmt w:val="bullet"/>
+      <w:lvlText w:val="o"/>
+      <w:lvlJc w:val="left"/>
+      <w:pPr>
+        <w:ind w:left="5760" w:hanging="360"/>
+      </w:pPr>
+      <w:rPr>
+        <w:rFonts w:ascii="Courier New" w:hAnsi="Courier New" w:cs="Courier New" w:hint="default"/>
+      </w:rPr>
+    </w:lvl>
+    <w:lvl w:ilvl="8" w:tplc="04090005" w:tentative="1">
+      <w:start w:val="1"/>
+      <w:numFmt w:val="bullet"/>
+      <w:lvlText w:val=""/>
+      <w:lvlJc w:val="left"/>
+      <w:pPr>
+        <w:ind w:left="6480" w:hanging="360"/>
+      </w:pPr>
+      <w:rPr>
+        <w:rFonts w:ascii="Wingdings" w:hAnsi="Wingdings" w:hint="default"/>
+      </w:rPr>
+    </w:lvl>
+  </w:abstractNum>
+  <w:abstractNum w:abstractNumId="9" w15:restartNumberingAfterBreak="0">
+    <w:nsid w:val="18D96640"/>
+    <w:multiLevelType w:val="hybridMultilevel"/>
+    <w:tmpl w:val="FDB0E808"/>
+    <w:lvl w:ilvl="0" w:tplc="04090001">
+      <w:start w:val="1"/>
+      <w:numFmt w:val="bullet"/>
+      <w:lvlText w:val=""/>
+      <w:lvlJc w:val="left"/>
+      <w:pPr>
+        <w:ind w:left="720" w:hanging="360"/>
+      </w:pPr>
+      <w:rPr>
+        <w:rFonts w:ascii="Symbol" w:hAnsi="Symbol" w:hint="default"/>
+      </w:rPr>
+    </w:lvl>
+    <w:lvl w:ilvl="1" w:tplc="04090003">
+      <w:start w:val="1"/>
+      <w:numFmt w:val="bullet"/>
+      <w:lvlText w:val="o"/>
+      <w:lvlJc w:val="left"/>
+      <w:pPr>
+        <w:ind w:left="1440" w:hanging="360"/>
+      </w:pPr>
+      <w:rPr>
+        <w:rFonts w:ascii="Courier New" w:hAnsi="Courier New" w:cs="Courier New" w:hint="default"/>
+      </w:rPr>
+    </w:lvl>
+    <w:lvl w:ilvl="2" w:tplc="04090005" w:tentative="1">
+      <w:start w:val="1"/>
+      <w:numFmt w:val="bullet"/>
+      <w:lvlText w:val=""/>
+      <w:lvlJc w:val="left"/>
+      <w:pPr>
+        <w:ind w:left="2160" w:hanging="360"/>
+      </w:pPr>
+      <w:rPr>
+        <w:rFonts w:ascii="Wingdings" w:hAnsi="Wingdings" w:hint="default"/>
+      </w:rPr>
+    </w:lvl>
+    <w:lvl w:ilvl="3" w:tplc="04090001" w:tentative="1">
+      <w:start w:val="1"/>
+      <w:numFmt w:val="bullet"/>
+      <w:lvlText w:val=""/>
+      <w:lvlJc w:val="left"/>
+      <w:pPr>
+        <w:ind w:left="2880" w:hanging="360"/>
+      </w:pPr>
+      <w:rPr>
+        <w:rFonts w:ascii="Symbol" w:hAnsi="Symbol" w:hint="default"/>
+      </w:rPr>
+    </w:lvl>
+    <w:lvl w:ilvl="4" w:tplc="04090003" w:tentative="1">
+      <w:start w:val="1"/>
+      <w:numFmt w:val="bullet"/>
+      <w:lvlText w:val="o"/>
+      <w:lvlJc w:val="left"/>
+      <w:pPr>
+        <w:ind w:left="3600" w:hanging="360"/>
+      </w:pPr>
+      <w:rPr>
+        <w:rFonts w:ascii="Courier New" w:hAnsi="Courier New" w:cs="Courier New" w:hint="default"/>
+      </w:rPr>
+    </w:lvl>
+    <w:lvl w:ilvl="5" w:tplc="04090005" w:tentative="1">
+      <w:start w:val="1"/>
+      <w:numFmt w:val="bullet"/>
+      <w:lvlText w:val=""/>
+      <w:lvlJc w:val="left"/>
+      <w:pPr>
+        <w:ind w:left="4320" w:hanging="360"/>
+      </w:pPr>
+      <w:rPr>
+        <w:rFonts w:ascii="Wingdings" w:hAnsi="Wingdings" w:hint="default"/>
+      </w:rPr>
+    </w:lvl>
+    <w:lvl w:ilvl="6" w:tplc="04090001" w:tentative="1">
+      <w:start w:val="1"/>
+      <w:numFmt w:val="bullet"/>
+      <w:lvlText w:val=""/>
+      <w:lvlJc w:val="left"/>
+      <w:pPr>
+        <w:ind w:left="5040" w:hanging="360"/>
+      </w:pPr>
+      <w:rPr>
+        <w:rFonts w:ascii="Symbol" w:hAnsi="Symbol" w:hint="default"/>
+      </w:rPr>
+    </w:lvl>
+    <w:lvl w:ilvl="7" w:tplc="04090003" w:tentative="1">
+      <w:start w:val="1"/>
+      <w:numFmt w:val="bullet"/>
+      <w:lvlText w:val="o"/>
+      <w:lvlJc w:val="left"/>
+      <w:pPr>
+        <w:ind w:left="5760" w:hanging="360"/>
+      </w:pPr>
+      <w:rPr>
+        <w:rFonts w:ascii="Courier New" w:hAnsi="Courier New" w:cs="Courier New" w:hint="default"/>
+      </w:rPr>
+    </w:lvl>
+    <w:lvl w:ilvl="8" w:tplc="04090005" w:tentative="1">
+      <w:start w:val="1"/>
+      <w:numFmt w:val="bullet"/>
+      <w:lvlText w:val=""/>
+      <w:lvlJc w:val="left"/>
+      <w:pPr>
+        <w:ind w:left="6480" w:hanging="360"/>
+      </w:pPr>
+      <w:rPr>
+        <w:rFonts w:ascii="Wingdings" w:hAnsi="Wingdings" w:hint="default"/>
+      </w:rPr>
+    </w:lvl>
+  </w:abstractNum>
+  <w:abstractNum w:abstractNumId="10" w15:restartNumberingAfterBreak="0">
+    <w:nsid w:val="1F2C02E7"/>
+    <w:multiLevelType w:val="hybridMultilevel"/>
+    <w:tmpl w:val="1250D504"/>
+    <w:lvl w:ilvl="0" w:tplc="04090001">
+      <w:start w:val="1"/>
+      <w:numFmt w:val="bullet"/>
+      <w:lvlText w:val=""/>
+      <w:lvlJc w:val="left"/>
+      <w:pPr>
+        <w:ind w:left="1080" w:hanging="360"/>
+      </w:pPr>
+      <w:rPr>
+        <w:rFonts w:ascii="Symbol" w:hAnsi="Symbol" w:hint="default"/>
+      </w:rPr>
+    </w:lvl>
+    <w:lvl w:ilvl="1" w:tplc="04090003" w:tentative="1">
+      <w:start w:val="1"/>
+      <w:numFmt w:val="bullet"/>
+      <w:lvlText w:val="o"/>
+      <w:lvlJc w:val="left"/>
+      <w:pPr>
+        <w:ind w:left="1800" w:hanging="360"/>
+      </w:pPr>
+      <w:rPr>
+        <w:rFonts w:ascii="Courier New" w:hAnsi="Courier New" w:cs="Courier New" w:hint="default"/>
+      </w:rPr>
+    </w:lvl>
+    <w:lvl w:ilvl="2" w:tplc="04090005" w:tentative="1">
+      <w:start w:val="1"/>
+      <w:numFmt w:val="bullet"/>
+      <w:lvlText w:val=""/>
+      <w:lvlJc w:val="left"/>
+      <w:pPr>
+        <w:ind w:left="2520" w:hanging="360"/>
+      </w:pPr>
+      <w:rPr>
+        <w:rFonts w:ascii="Wingdings" w:hAnsi="Wingdings" w:hint="default"/>
+      </w:rPr>
+    </w:lvl>
+    <w:lvl w:ilvl="3" w:tplc="04090001" w:tentative="1">
+      <w:start w:val="1"/>
+      <w:numFmt w:val="bullet"/>
+      <w:lvlText w:val=""/>
+      <w:lvlJc w:val="left"/>
+      <w:pPr>
+        <w:ind w:left="3240" w:hanging="360"/>
+      </w:pPr>
+      <w:rPr>
+        <w:rFonts w:ascii="Symbol" w:hAnsi="Symbol" w:hint="default"/>
+      </w:rPr>
+    </w:lvl>
+    <w:lvl w:ilvl="4" w:tplc="04090003" w:tentative="1">
+      <w:start w:val="1"/>
+      <w:numFmt w:val="bullet"/>
+      <w:lvlText w:val="o"/>
+      <w:lvlJc w:val="left"/>
+      <w:pPr>
+        <w:ind w:left="3960" w:hanging="360"/>
+      </w:pPr>
+      <w:rPr>
+        <w:rFonts w:ascii="Courier New" w:hAnsi="Courier New" w:cs="Courier New" w:hint="default"/>
+      </w:rPr>
+    </w:lvl>
+    <w:lvl w:ilvl="5" w:tplc="04090005" w:tentative="1">
+      <w:start w:val="1"/>
+      <w:numFmt w:val="bullet"/>
+      <w:lvlText w:val=""/>
+      <w:lvlJc w:val="left"/>
+      <w:pPr>
+        <w:ind w:left="4680" w:hanging="360"/>
+      </w:pPr>
+      <w:rPr>
+        <w:rFonts w:ascii="Wingdings" w:hAnsi="Wingdings" w:hint="default"/>
+      </w:rPr>
+    </w:lvl>
+    <w:lvl w:ilvl="6" w:tplc="04090001" w:tentative="1">
+      <w:start w:val="1"/>
+      <w:numFmt w:val="bullet"/>
+      <w:lvlText w:val=""/>
+      <w:lvlJc w:val="left"/>
+      <w:pPr>
+        <w:ind w:left="5400" w:hanging="360"/>
+      </w:pPr>
+      <w:rPr>
+        <w:rFonts w:ascii="Symbol" w:hAnsi="Symbol" w:hint="default"/>
+      </w:rPr>
+    </w:lvl>
+    <w:lvl w:ilvl="7" w:tplc="04090003" w:tentative="1">
+      <w:start w:val="1"/>
+      <w:numFmt w:val="bullet"/>
+      <w:lvlText w:val="o"/>
+      <w:lvlJc w:val="left"/>
+      <w:pPr>
+        <w:ind w:left="6120" w:hanging="360"/>
+      </w:pPr>
+      <w:rPr>
+        <w:rFonts w:ascii="Courier New" w:hAnsi="Courier New" w:cs="Courier New" w:hint="default"/>
+      </w:rPr>
+    </w:lvl>
+    <w:lvl w:ilvl="8" w:tplc="04090005" w:tentative="1">
+      <w:start w:val="1"/>
+      <w:numFmt w:val="bullet"/>
+      <w:lvlText w:val=""/>
+      <w:lvlJc w:val="left"/>
+      <w:pPr>
+        <w:ind w:left="6840" w:hanging="360"/>
+      </w:pPr>
+      <w:rPr>
+        <w:rFonts w:ascii="Wingdings" w:hAnsi="Wingdings" w:hint="default"/>
+      </w:rPr>
+    </w:lvl>
+  </w:abstractNum>
+  <w:abstractNum w:abstractNumId="11" w15:restartNumberingAfterBreak="0">
     <w:nsid w:val="33A27EBC"/>
     <w:multiLevelType w:val="hybridMultilevel"/>
     <w:tmpl w:val="16D8B440"/>
@@ -4054,7 +7230,209 @@
       </w:pPr>
     </w:lvl>
   </w:abstractNum>
-  <w:abstractNum w:abstractNumId="6" w15:restartNumberingAfterBreak="0">
+  <w:abstractNum w:abstractNumId="12" w15:restartNumberingAfterBreak="0">
+    <w:nsid w:val="3ADE2790"/>
+    <w:multiLevelType w:val="hybridMultilevel"/>
+    <w:tmpl w:val="3FA893EA"/>
+    <w:lvl w:ilvl="0" w:tplc="0409000F">
+      <w:start w:val="1"/>
+      <w:numFmt w:val="decimal"/>
+      <w:lvlText w:val="%1."/>
+      <w:lvlJc w:val="left"/>
+      <w:pPr>
+        <w:ind w:left="720" w:hanging="360"/>
+      </w:pPr>
+      <w:rPr>
+        <w:rFonts w:hint="default"/>
+      </w:rPr>
+    </w:lvl>
+    <w:lvl w:ilvl="1" w:tplc="04090019" w:tentative="1">
+      <w:start w:val="1"/>
+      <w:numFmt w:val="lowerLetter"/>
+      <w:lvlText w:val="%2."/>
+      <w:lvlJc w:val="left"/>
+      <w:pPr>
+        <w:ind w:left="1440" w:hanging="360"/>
+      </w:pPr>
+    </w:lvl>
+    <w:lvl w:ilvl="2" w:tplc="0409001B" w:tentative="1">
+      <w:start w:val="1"/>
+      <w:numFmt w:val="lowerRoman"/>
+      <w:lvlText w:val="%3."/>
+      <w:lvlJc w:val="right"/>
+      <w:pPr>
+        <w:ind w:left="2160" w:hanging="180"/>
+      </w:pPr>
+    </w:lvl>
+    <w:lvl w:ilvl="3" w:tplc="0409000F" w:tentative="1">
+      <w:start w:val="1"/>
+      <w:numFmt w:val="decimal"/>
+      <w:lvlText w:val="%4."/>
+      <w:lvlJc w:val="left"/>
+      <w:pPr>
+        <w:ind w:left="2880" w:hanging="360"/>
+      </w:pPr>
+    </w:lvl>
+    <w:lvl w:ilvl="4" w:tplc="04090019" w:tentative="1">
+      <w:start w:val="1"/>
+      <w:numFmt w:val="lowerLetter"/>
+      <w:lvlText w:val="%5."/>
+      <w:lvlJc w:val="left"/>
+      <w:pPr>
+        <w:ind w:left="3600" w:hanging="360"/>
+      </w:pPr>
+    </w:lvl>
+    <w:lvl w:ilvl="5" w:tplc="0409001B" w:tentative="1">
+      <w:start w:val="1"/>
+      <w:numFmt w:val="lowerRoman"/>
+      <w:lvlText w:val="%6."/>
+      <w:lvlJc w:val="right"/>
+      <w:pPr>
+        <w:ind w:left="4320" w:hanging="180"/>
+      </w:pPr>
+    </w:lvl>
+    <w:lvl w:ilvl="6" w:tplc="0409000F" w:tentative="1">
+      <w:start w:val="1"/>
+      <w:numFmt w:val="decimal"/>
+      <w:lvlText w:val="%7."/>
+      <w:lvlJc w:val="left"/>
+      <w:pPr>
+        <w:ind w:left="5040" w:hanging="360"/>
+      </w:pPr>
+    </w:lvl>
+    <w:lvl w:ilvl="7" w:tplc="04090019" w:tentative="1">
+      <w:start w:val="1"/>
+      <w:numFmt w:val="lowerLetter"/>
+      <w:lvlText w:val="%8."/>
+      <w:lvlJc w:val="left"/>
+      <w:pPr>
+        <w:ind w:left="5760" w:hanging="360"/>
+      </w:pPr>
+    </w:lvl>
+    <w:lvl w:ilvl="8" w:tplc="0409001B" w:tentative="1">
+      <w:start w:val="1"/>
+      <w:numFmt w:val="lowerRoman"/>
+      <w:lvlText w:val="%9."/>
+      <w:lvlJc w:val="right"/>
+      <w:pPr>
+        <w:ind w:left="6480" w:hanging="180"/>
+      </w:pPr>
+    </w:lvl>
+  </w:abstractNum>
+  <w:abstractNum w:abstractNumId="13" w15:restartNumberingAfterBreak="0">
+    <w:nsid w:val="3F5A14C3"/>
+    <w:multiLevelType w:val="hybridMultilevel"/>
+    <w:tmpl w:val="7CD0C578"/>
+    <w:lvl w:ilvl="0" w:tplc="04090001">
+      <w:start w:val="1"/>
+      <w:numFmt w:val="bullet"/>
+      <w:lvlText w:val=""/>
+      <w:lvlJc w:val="left"/>
+      <w:pPr>
+        <w:ind w:left="720" w:hanging="360"/>
+      </w:pPr>
+      <w:rPr>
+        <w:rFonts w:ascii="Symbol" w:hAnsi="Symbol" w:hint="default"/>
+      </w:rPr>
+    </w:lvl>
+    <w:lvl w:ilvl="1" w:tplc="04090003">
+      <w:start w:val="1"/>
+      <w:numFmt w:val="bullet"/>
+      <w:lvlText w:val="o"/>
+      <w:lvlJc w:val="left"/>
+      <w:pPr>
+        <w:ind w:left="1440" w:hanging="360"/>
+      </w:pPr>
+      <w:rPr>
+        <w:rFonts w:ascii="Courier New" w:hAnsi="Courier New" w:cs="Courier New" w:hint="default"/>
+      </w:rPr>
+    </w:lvl>
+    <w:lvl w:ilvl="2" w:tplc="04090005" w:tentative="1">
+      <w:start w:val="1"/>
+      <w:numFmt w:val="bullet"/>
+      <w:lvlText w:val=""/>
+      <w:lvlJc w:val="left"/>
+      <w:pPr>
+        <w:ind w:left="2160" w:hanging="360"/>
+      </w:pPr>
+      <w:rPr>
+        <w:rFonts w:ascii="Wingdings" w:hAnsi="Wingdings" w:hint="default"/>
+      </w:rPr>
+    </w:lvl>
+    <w:lvl w:ilvl="3" w:tplc="04090001" w:tentative="1">
+      <w:start w:val="1"/>
+      <w:numFmt w:val="bullet"/>
+      <w:lvlText w:val=""/>
+      <w:lvlJc w:val="left"/>
+      <w:pPr>
+        <w:ind w:left="2880" w:hanging="360"/>
+      </w:pPr>
+      <w:rPr>
+        <w:rFonts w:ascii="Symbol" w:hAnsi="Symbol" w:hint="default"/>
+      </w:rPr>
+    </w:lvl>
+    <w:lvl w:ilvl="4" w:tplc="04090003" w:tentative="1">
+      <w:start w:val="1"/>
+      <w:numFmt w:val="bullet"/>
+      <w:lvlText w:val="o"/>
+      <w:lvlJc w:val="left"/>
+      <w:pPr>
+        <w:ind w:left="3600" w:hanging="360"/>
+      </w:pPr>
+      <w:rPr>
+        <w:rFonts w:ascii="Courier New" w:hAnsi="Courier New" w:cs="Courier New" w:hint="default"/>
+      </w:rPr>
+    </w:lvl>
+    <w:lvl w:ilvl="5" w:tplc="04090005" w:tentative="1">
+      <w:start w:val="1"/>
+      <w:numFmt w:val="bullet"/>
+      <w:lvlText w:val=""/>
+      <w:lvlJc w:val="left"/>
+      <w:pPr>
+        <w:ind w:left="4320" w:hanging="360"/>
+      </w:pPr>
+      <w:rPr>
+        <w:rFonts w:ascii="Wingdings" w:hAnsi="Wingdings" w:hint="default"/>
+      </w:rPr>
+    </w:lvl>
+    <w:lvl w:ilvl="6" w:tplc="04090001" w:tentative="1">
+      <w:start w:val="1"/>
+      <w:numFmt w:val="bullet"/>
+      <w:lvlText w:val=""/>
+      <w:lvlJc w:val="left"/>
+      <w:pPr>
+        <w:ind w:left="5040" w:hanging="360"/>
+      </w:pPr>
+      <w:rPr>
+        <w:rFonts w:ascii="Symbol" w:hAnsi="Symbol" w:hint="default"/>
+      </w:rPr>
+    </w:lvl>
+    <w:lvl w:ilvl="7" w:tplc="04090003" w:tentative="1">
+      <w:start w:val="1"/>
+      <w:numFmt w:val="bullet"/>
+      <w:lvlText w:val="o"/>
+      <w:lvlJc w:val="left"/>
+      <w:pPr>
+        <w:ind w:left="5760" w:hanging="360"/>
+      </w:pPr>
+      <w:rPr>
+        <w:rFonts w:ascii="Courier New" w:hAnsi="Courier New" w:cs="Courier New" w:hint="default"/>
+      </w:rPr>
+    </w:lvl>
+    <w:lvl w:ilvl="8" w:tplc="04090005" w:tentative="1">
+      <w:start w:val="1"/>
+      <w:numFmt w:val="bullet"/>
+      <w:lvlText w:val=""/>
+      <w:lvlJc w:val="left"/>
+      <w:pPr>
+        <w:ind w:left="6480" w:hanging="360"/>
+      </w:pPr>
+      <w:rPr>
+        <w:rFonts w:ascii="Wingdings" w:hAnsi="Wingdings" w:hint="default"/>
+      </w:rPr>
+    </w:lvl>
+  </w:abstractNum>
+  <w:abstractNum w:abstractNumId="14" w15:restartNumberingAfterBreak="0">
     <w:nsid w:val="42805C18"/>
     <w:multiLevelType w:val="hybridMultilevel"/>
     <w:tmpl w:val="C08416E2"/>
@@ -4167,7 +7545,435 @@
       </w:rPr>
     </w:lvl>
   </w:abstractNum>
-  <w:abstractNum w:abstractNumId="7" w15:restartNumberingAfterBreak="0">
+  <w:abstractNum w:abstractNumId="15" w15:restartNumberingAfterBreak="0">
+    <w:nsid w:val="4F147CD9"/>
+    <w:multiLevelType w:val="hybridMultilevel"/>
+    <w:tmpl w:val="B88ED490"/>
+    <w:lvl w:ilvl="0" w:tplc="04090001">
+      <w:start w:val="1"/>
+      <w:numFmt w:val="bullet"/>
+      <w:lvlText w:val=""/>
+      <w:lvlJc w:val="left"/>
+      <w:pPr>
+        <w:ind w:left="720" w:hanging="360"/>
+      </w:pPr>
+      <w:rPr>
+        <w:rFonts w:ascii="Symbol" w:hAnsi="Symbol" w:hint="default"/>
+      </w:rPr>
+    </w:lvl>
+    <w:lvl w:ilvl="1" w:tplc="04090003">
+      <w:start w:val="1"/>
+      <w:numFmt w:val="bullet"/>
+      <w:lvlText w:val="o"/>
+      <w:lvlJc w:val="left"/>
+      <w:pPr>
+        <w:ind w:left="1440" w:hanging="360"/>
+      </w:pPr>
+      <w:rPr>
+        <w:rFonts w:ascii="Courier New" w:hAnsi="Courier New" w:cs="Courier New" w:hint="default"/>
+      </w:rPr>
+    </w:lvl>
+    <w:lvl w:ilvl="2" w:tplc="04090005" w:tentative="1">
+      <w:start w:val="1"/>
+      <w:numFmt w:val="bullet"/>
+      <w:lvlText w:val=""/>
+      <w:lvlJc w:val="left"/>
+      <w:pPr>
+        <w:ind w:left="2160" w:hanging="360"/>
+      </w:pPr>
+      <w:rPr>
+        <w:rFonts w:ascii="Wingdings" w:hAnsi="Wingdings" w:hint="default"/>
+      </w:rPr>
+    </w:lvl>
+    <w:lvl w:ilvl="3" w:tplc="04090001" w:tentative="1">
+      <w:start w:val="1"/>
+      <w:numFmt w:val="bullet"/>
+      <w:lvlText w:val=""/>
+      <w:lvlJc w:val="left"/>
+      <w:pPr>
+        <w:ind w:left="2880" w:hanging="360"/>
+      </w:pPr>
+      <w:rPr>
+        <w:rFonts w:ascii="Symbol" w:hAnsi="Symbol" w:hint="default"/>
+      </w:rPr>
+    </w:lvl>
+    <w:lvl w:ilvl="4" w:tplc="04090003" w:tentative="1">
+      <w:start w:val="1"/>
+      <w:numFmt w:val="bullet"/>
+      <w:lvlText w:val="o"/>
+      <w:lvlJc w:val="left"/>
+      <w:pPr>
+        <w:ind w:left="3600" w:hanging="360"/>
+      </w:pPr>
+      <w:rPr>
+        <w:rFonts w:ascii="Courier New" w:hAnsi="Courier New" w:cs="Courier New" w:hint="default"/>
+      </w:rPr>
+    </w:lvl>
+    <w:lvl w:ilvl="5" w:tplc="04090005" w:tentative="1">
+      <w:start w:val="1"/>
+      <w:numFmt w:val="bullet"/>
+      <w:lvlText w:val=""/>
+      <w:lvlJc w:val="left"/>
+      <w:pPr>
+        <w:ind w:left="4320" w:hanging="360"/>
+      </w:pPr>
+      <w:rPr>
+        <w:rFonts w:ascii="Wingdings" w:hAnsi="Wingdings" w:hint="default"/>
+      </w:rPr>
+    </w:lvl>
+    <w:lvl w:ilvl="6" w:tplc="04090001" w:tentative="1">
+      <w:start w:val="1"/>
+      <w:numFmt w:val="bullet"/>
+      <w:lvlText w:val=""/>
+      <w:lvlJc w:val="left"/>
+      <w:pPr>
+        <w:ind w:left="5040" w:hanging="360"/>
+      </w:pPr>
+      <w:rPr>
+        <w:rFonts w:ascii="Symbol" w:hAnsi="Symbol" w:hint="default"/>
+      </w:rPr>
+    </w:lvl>
+    <w:lvl w:ilvl="7" w:tplc="04090003" w:tentative="1">
+      <w:start w:val="1"/>
+      <w:numFmt w:val="bullet"/>
+      <w:lvlText w:val="o"/>
+      <w:lvlJc w:val="left"/>
+      <w:pPr>
+        <w:ind w:left="5760" w:hanging="360"/>
+      </w:pPr>
+      <w:rPr>
+        <w:rFonts w:ascii="Courier New" w:hAnsi="Courier New" w:cs="Courier New" w:hint="default"/>
+      </w:rPr>
+    </w:lvl>
+    <w:lvl w:ilvl="8" w:tplc="04090005" w:tentative="1">
+      <w:start w:val="1"/>
+      <w:numFmt w:val="bullet"/>
+      <w:lvlText w:val=""/>
+      <w:lvlJc w:val="left"/>
+      <w:pPr>
+        <w:ind w:left="6480" w:hanging="360"/>
+      </w:pPr>
+      <w:rPr>
+        <w:rFonts w:ascii="Wingdings" w:hAnsi="Wingdings" w:hint="default"/>
+      </w:rPr>
+    </w:lvl>
+  </w:abstractNum>
+  <w:abstractNum w:abstractNumId="16" w15:restartNumberingAfterBreak="0">
+    <w:nsid w:val="517C479E"/>
+    <w:multiLevelType w:val="hybridMultilevel"/>
+    <w:tmpl w:val="5EE86338"/>
+    <w:lvl w:ilvl="0" w:tplc="04090001">
+      <w:start w:val="1"/>
+      <w:numFmt w:val="bullet"/>
+      <w:lvlText w:val=""/>
+      <w:lvlJc w:val="left"/>
+      <w:pPr>
+        <w:ind w:left="720" w:hanging="360"/>
+      </w:pPr>
+      <w:rPr>
+        <w:rFonts w:ascii="Symbol" w:hAnsi="Symbol" w:hint="default"/>
+      </w:rPr>
+    </w:lvl>
+    <w:lvl w:ilvl="1" w:tplc="04090019">
+      <w:start w:val="1"/>
+      <w:numFmt w:val="lowerLetter"/>
+      <w:lvlText w:val="%2."/>
+      <w:lvlJc w:val="left"/>
+      <w:pPr>
+        <w:ind w:left="1440" w:hanging="360"/>
+      </w:pPr>
+    </w:lvl>
+    <w:lvl w:ilvl="2" w:tplc="0409001B" w:tentative="1">
+      <w:start w:val="1"/>
+      <w:numFmt w:val="lowerRoman"/>
+      <w:lvlText w:val="%3."/>
+      <w:lvlJc w:val="right"/>
+      <w:pPr>
+        <w:ind w:left="2160" w:hanging="180"/>
+      </w:pPr>
+    </w:lvl>
+    <w:lvl w:ilvl="3" w:tplc="0409000F" w:tentative="1">
+      <w:start w:val="1"/>
+      <w:numFmt w:val="decimal"/>
+      <w:lvlText w:val="%4."/>
+      <w:lvlJc w:val="left"/>
+      <w:pPr>
+        <w:ind w:left="2880" w:hanging="360"/>
+      </w:pPr>
+    </w:lvl>
+    <w:lvl w:ilvl="4" w:tplc="04090019" w:tentative="1">
+      <w:start w:val="1"/>
+      <w:numFmt w:val="lowerLetter"/>
+      <w:lvlText w:val="%5."/>
+      <w:lvlJc w:val="left"/>
+      <w:pPr>
+        <w:ind w:left="3600" w:hanging="360"/>
+      </w:pPr>
+    </w:lvl>
+    <w:lvl w:ilvl="5" w:tplc="0409001B" w:tentative="1">
+      <w:start w:val="1"/>
+      <w:numFmt w:val="lowerRoman"/>
+      <w:lvlText w:val="%6."/>
+      <w:lvlJc w:val="right"/>
+      <w:pPr>
+        <w:ind w:left="4320" w:hanging="180"/>
+      </w:pPr>
+    </w:lvl>
+    <w:lvl w:ilvl="6" w:tplc="0409000F" w:tentative="1">
+      <w:start w:val="1"/>
+      <w:numFmt w:val="decimal"/>
+      <w:lvlText w:val="%7."/>
+      <w:lvlJc w:val="left"/>
+      <w:pPr>
+        <w:ind w:left="5040" w:hanging="360"/>
+      </w:pPr>
+    </w:lvl>
+    <w:lvl w:ilvl="7" w:tplc="04090019" w:tentative="1">
+      <w:start w:val="1"/>
+      <w:numFmt w:val="lowerLetter"/>
+      <w:lvlText w:val="%8."/>
+      <w:lvlJc w:val="left"/>
+      <w:pPr>
+        <w:ind w:left="5760" w:hanging="360"/>
+      </w:pPr>
+    </w:lvl>
+    <w:lvl w:ilvl="8" w:tplc="0409001B" w:tentative="1">
+      <w:start w:val="1"/>
+      <w:numFmt w:val="lowerRoman"/>
+      <w:lvlText w:val="%9."/>
+      <w:lvlJc w:val="right"/>
+      <w:pPr>
+        <w:ind w:left="6480" w:hanging="180"/>
+      </w:pPr>
+    </w:lvl>
+  </w:abstractNum>
+  <w:abstractNum w:abstractNumId="17" w15:restartNumberingAfterBreak="0">
+    <w:nsid w:val="52990EFD"/>
+    <w:multiLevelType w:val="hybridMultilevel"/>
+    <w:tmpl w:val="86DE5D8C"/>
+    <w:lvl w:ilvl="0" w:tplc="04090001">
+      <w:start w:val="1"/>
+      <w:numFmt w:val="bullet"/>
+      <w:lvlText w:val=""/>
+      <w:lvlJc w:val="left"/>
+      <w:pPr>
+        <w:ind w:left="1440" w:hanging="360"/>
+      </w:pPr>
+      <w:rPr>
+        <w:rFonts w:ascii="Symbol" w:hAnsi="Symbol" w:hint="default"/>
+      </w:rPr>
+    </w:lvl>
+    <w:lvl w:ilvl="1" w:tplc="04090003" w:tentative="1">
+      <w:start w:val="1"/>
+      <w:numFmt w:val="bullet"/>
+      <w:lvlText w:val="o"/>
+      <w:lvlJc w:val="left"/>
+      <w:pPr>
+        <w:ind w:left="2160" w:hanging="360"/>
+      </w:pPr>
+      <w:rPr>
+        <w:rFonts w:ascii="Courier New" w:hAnsi="Courier New" w:cs="Courier New" w:hint="default"/>
+      </w:rPr>
+    </w:lvl>
+    <w:lvl w:ilvl="2" w:tplc="04090005" w:tentative="1">
+      <w:start w:val="1"/>
+      <w:numFmt w:val="bullet"/>
+      <w:lvlText w:val=""/>
+      <w:lvlJc w:val="left"/>
+      <w:pPr>
+        <w:ind w:left="2880" w:hanging="360"/>
+      </w:pPr>
+      <w:rPr>
+        <w:rFonts w:ascii="Wingdings" w:hAnsi="Wingdings" w:hint="default"/>
+      </w:rPr>
+    </w:lvl>
+    <w:lvl w:ilvl="3" w:tplc="04090001" w:tentative="1">
+      <w:start w:val="1"/>
+      <w:numFmt w:val="bullet"/>
+      <w:lvlText w:val=""/>
+      <w:lvlJc w:val="left"/>
+      <w:pPr>
+        <w:ind w:left="3600" w:hanging="360"/>
+      </w:pPr>
+      <w:rPr>
+        <w:rFonts w:ascii="Symbol" w:hAnsi="Symbol" w:hint="default"/>
+      </w:rPr>
+    </w:lvl>
+    <w:lvl w:ilvl="4" w:tplc="04090003" w:tentative="1">
+      <w:start w:val="1"/>
+      <w:numFmt w:val="bullet"/>
+      <w:lvlText w:val="o"/>
+      <w:lvlJc w:val="left"/>
+      <w:pPr>
+        <w:ind w:left="4320" w:hanging="360"/>
+      </w:pPr>
+      <w:rPr>
+        <w:rFonts w:ascii="Courier New" w:hAnsi="Courier New" w:cs="Courier New" w:hint="default"/>
+      </w:rPr>
+    </w:lvl>
+    <w:lvl w:ilvl="5" w:tplc="04090005" w:tentative="1">
+      <w:start w:val="1"/>
+      <w:numFmt w:val="bullet"/>
+      <w:lvlText w:val=""/>
+      <w:lvlJc w:val="left"/>
+      <w:pPr>
+        <w:ind w:left="5040" w:hanging="360"/>
+      </w:pPr>
+      <w:rPr>
+        <w:rFonts w:ascii="Wingdings" w:hAnsi="Wingdings" w:hint="default"/>
+      </w:rPr>
+    </w:lvl>
+    <w:lvl w:ilvl="6" w:tplc="04090001" w:tentative="1">
+      <w:start w:val="1"/>
+      <w:numFmt w:val="bullet"/>
+      <w:lvlText w:val=""/>
+      <w:lvlJc w:val="left"/>
+      <w:pPr>
+        <w:ind w:left="5760" w:hanging="360"/>
+      </w:pPr>
+      <w:rPr>
+        <w:rFonts w:ascii="Symbol" w:hAnsi="Symbol" w:hint="default"/>
+      </w:rPr>
+    </w:lvl>
+    <w:lvl w:ilvl="7" w:tplc="04090003" w:tentative="1">
+      <w:start w:val="1"/>
+      <w:numFmt w:val="bullet"/>
+      <w:lvlText w:val="o"/>
+      <w:lvlJc w:val="left"/>
+      <w:pPr>
+        <w:ind w:left="6480" w:hanging="360"/>
+      </w:pPr>
+      <w:rPr>
+        <w:rFonts w:ascii="Courier New" w:hAnsi="Courier New" w:cs="Courier New" w:hint="default"/>
+      </w:rPr>
+    </w:lvl>
+    <w:lvl w:ilvl="8" w:tplc="04090005" w:tentative="1">
+      <w:start w:val="1"/>
+      <w:numFmt w:val="bullet"/>
+      <w:lvlText w:val=""/>
+      <w:lvlJc w:val="left"/>
+      <w:pPr>
+        <w:ind w:left="7200" w:hanging="360"/>
+      </w:pPr>
+      <w:rPr>
+        <w:rFonts w:ascii="Wingdings" w:hAnsi="Wingdings" w:hint="default"/>
+      </w:rPr>
+    </w:lvl>
+  </w:abstractNum>
+  <w:abstractNum w:abstractNumId="18" w15:restartNumberingAfterBreak="0">
+    <w:nsid w:val="5B6B71B1"/>
+    <w:multiLevelType w:val="hybridMultilevel"/>
+    <w:tmpl w:val="DF1E1104"/>
+    <w:lvl w:ilvl="0" w:tplc="04090003">
+      <w:start w:val="1"/>
+      <w:numFmt w:val="bullet"/>
+      <w:lvlText w:val="o"/>
+      <w:lvlJc w:val="left"/>
+      <w:pPr>
+        <w:ind w:left="720" w:hanging="360"/>
+      </w:pPr>
+      <w:rPr>
+        <w:rFonts w:ascii="Courier New" w:hAnsi="Courier New" w:cs="Courier New" w:hint="default"/>
+      </w:rPr>
+    </w:lvl>
+    <w:lvl w:ilvl="1" w:tplc="04090003">
+      <w:start w:val="1"/>
+      <w:numFmt w:val="bullet"/>
+      <w:lvlText w:val="o"/>
+      <w:lvlJc w:val="left"/>
+      <w:pPr>
+        <w:ind w:left="1440" w:hanging="360"/>
+      </w:pPr>
+      <w:rPr>
+        <w:rFonts w:ascii="Courier New" w:hAnsi="Courier New" w:cs="Courier New" w:hint="default"/>
+      </w:rPr>
+    </w:lvl>
+    <w:lvl w:ilvl="2" w:tplc="04090005" w:tentative="1">
+      <w:start w:val="1"/>
+      <w:numFmt w:val="bullet"/>
+      <w:lvlText w:val=""/>
+      <w:lvlJc w:val="left"/>
+      <w:pPr>
+        <w:ind w:left="2160" w:hanging="360"/>
+      </w:pPr>
+      <w:rPr>
+        <w:rFonts w:ascii="Wingdings" w:hAnsi="Wingdings" w:hint="default"/>
+      </w:rPr>
+    </w:lvl>
+    <w:lvl w:ilvl="3" w:tplc="04090001" w:tentative="1">
+      <w:start w:val="1"/>
+      <w:numFmt w:val="bullet"/>
+      <w:lvlText w:val=""/>
+      <w:lvlJc w:val="left"/>
+      <w:pPr>
+        <w:ind w:left="2880" w:hanging="360"/>
+      </w:pPr>
+      <w:rPr>
+        <w:rFonts w:ascii="Symbol" w:hAnsi="Symbol" w:hint="default"/>
+      </w:rPr>
+    </w:lvl>
+    <w:lvl w:ilvl="4" w:tplc="04090003" w:tentative="1">
+      <w:start w:val="1"/>
+      <w:numFmt w:val="bullet"/>
+      <w:lvlText w:val="o"/>
+      <w:lvlJc w:val="left"/>
+      <w:pPr>
+        <w:ind w:left="3600" w:hanging="360"/>
+      </w:pPr>
+      <w:rPr>
+        <w:rFonts w:ascii="Courier New" w:hAnsi="Courier New" w:cs="Courier New" w:hint="default"/>
+      </w:rPr>
+    </w:lvl>
+    <w:lvl w:ilvl="5" w:tplc="04090005" w:tentative="1">
+      <w:start w:val="1"/>
+      <w:numFmt w:val="bullet"/>
+      <w:lvlText w:val=""/>
+      <w:lvlJc w:val="left"/>
+      <w:pPr>
+        <w:ind w:left="4320" w:hanging="360"/>
+      </w:pPr>
+      <w:rPr>
+        <w:rFonts w:ascii="Wingdings" w:hAnsi="Wingdings" w:hint="default"/>
+      </w:rPr>
+    </w:lvl>
+    <w:lvl w:ilvl="6" w:tplc="04090001" w:tentative="1">
+      <w:start w:val="1"/>
+      <w:numFmt w:val="bullet"/>
+      <w:lvlText w:val=""/>
+      <w:lvlJc w:val="left"/>
+      <w:pPr>
+        <w:ind w:left="5040" w:hanging="360"/>
+      </w:pPr>
+      <w:rPr>
+        <w:rFonts w:ascii="Symbol" w:hAnsi="Symbol" w:hint="default"/>
+      </w:rPr>
+    </w:lvl>
+    <w:lvl w:ilvl="7" w:tplc="04090003" w:tentative="1">
+      <w:start w:val="1"/>
+      <w:numFmt w:val="bullet"/>
+      <w:lvlText w:val="o"/>
+      <w:lvlJc w:val="left"/>
+      <w:pPr>
+        <w:ind w:left="5760" w:hanging="360"/>
+      </w:pPr>
+      <w:rPr>
+        <w:rFonts w:ascii="Courier New" w:hAnsi="Courier New" w:cs="Courier New" w:hint="default"/>
+      </w:rPr>
+    </w:lvl>
+    <w:lvl w:ilvl="8" w:tplc="04090005" w:tentative="1">
+      <w:start w:val="1"/>
+      <w:numFmt w:val="bullet"/>
+      <w:lvlText w:val=""/>
+      <w:lvlJc w:val="left"/>
+      <w:pPr>
+        <w:ind w:left="6480" w:hanging="360"/>
+      </w:pPr>
+      <w:rPr>
+        <w:rFonts w:ascii="Wingdings" w:hAnsi="Wingdings" w:hint="default"/>
+      </w:rPr>
+    </w:lvl>
+  </w:abstractNum>
+  <w:abstractNum w:abstractNumId="19" w15:restartNumberingAfterBreak="0">
     <w:nsid w:val="5F993967"/>
     <w:multiLevelType w:val="hybridMultilevel"/>
     <w:tmpl w:val="9348C970"/>
@@ -4254,31 +8060,183 @@
       <w:pPr>
         <w:ind w:left="6480" w:hanging="180"/>
       </w:pPr>
+    </w:lvl>
+  </w:abstractNum>
+  <w:abstractNum w:abstractNumId="20" w15:restartNumberingAfterBreak="0">
+    <w:nsid w:val="704721CB"/>
+    <w:multiLevelType w:val="hybridMultilevel"/>
+    <w:tmpl w:val="A7F4D6AC"/>
+    <w:lvl w:ilvl="0" w:tplc="04090001">
+      <w:start w:val="1"/>
+      <w:numFmt w:val="bullet"/>
+      <w:lvlText w:val=""/>
+      <w:lvlJc w:val="left"/>
+      <w:pPr>
+        <w:ind w:left="720" w:hanging="360"/>
+      </w:pPr>
+      <w:rPr>
+        <w:rFonts w:ascii="Symbol" w:hAnsi="Symbol" w:hint="default"/>
+      </w:rPr>
+    </w:lvl>
+    <w:lvl w:ilvl="1" w:tplc="04090003">
+      <w:start w:val="1"/>
+      <w:numFmt w:val="bullet"/>
+      <w:lvlText w:val="o"/>
+      <w:lvlJc w:val="left"/>
+      <w:pPr>
+        <w:ind w:left="1440" w:hanging="360"/>
+      </w:pPr>
+      <w:rPr>
+        <w:rFonts w:ascii="Courier New" w:hAnsi="Courier New" w:cs="Courier New" w:hint="default"/>
+      </w:rPr>
+    </w:lvl>
+    <w:lvl w:ilvl="2" w:tplc="04090005" w:tentative="1">
+      <w:start w:val="1"/>
+      <w:numFmt w:val="bullet"/>
+      <w:lvlText w:val=""/>
+      <w:lvlJc w:val="left"/>
+      <w:pPr>
+        <w:ind w:left="2160" w:hanging="360"/>
+      </w:pPr>
+      <w:rPr>
+        <w:rFonts w:ascii="Wingdings" w:hAnsi="Wingdings" w:hint="default"/>
+      </w:rPr>
+    </w:lvl>
+    <w:lvl w:ilvl="3" w:tplc="04090001" w:tentative="1">
+      <w:start w:val="1"/>
+      <w:numFmt w:val="bullet"/>
+      <w:lvlText w:val=""/>
+      <w:lvlJc w:val="left"/>
+      <w:pPr>
+        <w:ind w:left="2880" w:hanging="360"/>
+      </w:pPr>
+      <w:rPr>
+        <w:rFonts w:ascii="Symbol" w:hAnsi="Symbol" w:hint="default"/>
+      </w:rPr>
+    </w:lvl>
+    <w:lvl w:ilvl="4" w:tplc="04090003" w:tentative="1">
+      <w:start w:val="1"/>
+      <w:numFmt w:val="bullet"/>
+      <w:lvlText w:val="o"/>
+      <w:lvlJc w:val="left"/>
+      <w:pPr>
+        <w:ind w:left="3600" w:hanging="360"/>
+      </w:pPr>
+      <w:rPr>
+        <w:rFonts w:ascii="Courier New" w:hAnsi="Courier New" w:cs="Courier New" w:hint="default"/>
+      </w:rPr>
+    </w:lvl>
+    <w:lvl w:ilvl="5" w:tplc="04090005" w:tentative="1">
+      <w:start w:val="1"/>
+      <w:numFmt w:val="bullet"/>
+      <w:lvlText w:val=""/>
+      <w:lvlJc w:val="left"/>
+      <w:pPr>
+        <w:ind w:left="4320" w:hanging="360"/>
+      </w:pPr>
+      <w:rPr>
+        <w:rFonts w:ascii="Wingdings" w:hAnsi="Wingdings" w:hint="default"/>
+      </w:rPr>
+    </w:lvl>
+    <w:lvl w:ilvl="6" w:tplc="04090001" w:tentative="1">
+      <w:start w:val="1"/>
+      <w:numFmt w:val="bullet"/>
+      <w:lvlText w:val=""/>
+      <w:lvlJc w:val="left"/>
+      <w:pPr>
+        <w:ind w:left="5040" w:hanging="360"/>
+      </w:pPr>
+      <w:rPr>
+        <w:rFonts w:ascii="Symbol" w:hAnsi="Symbol" w:hint="default"/>
+      </w:rPr>
+    </w:lvl>
+    <w:lvl w:ilvl="7" w:tplc="04090003" w:tentative="1">
+      <w:start w:val="1"/>
+      <w:numFmt w:val="bullet"/>
+      <w:lvlText w:val="o"/>
+      <w:lvlJc w:val="left"/>
+      <w:pPr>
+        <w:ind w:left="5760" w:hanging="360"/>
+      </w:pPr>
+      <w:rPr>
+        <w:rFonts w:ascii="Courier New" w:hAnsi="Courier New" w:cs="Courier New" w:hint="default"/>
+      </w:rPr>
+    </w:lvl>
+    <w:lvl w:ilvl="8" w:tplc="04090005" w:tentative="1">
+      <w:start w:val="1"/>
+      <w:numFmt w:val="bullet"/>
+      <w:lvlText w:val=""/>
+      <w:lvlJc w:val="left"/>
+      <w:pPr>
+        <w:ind w:left="6480" w:hanging="360"/>
+      </w:pPr>
+      <w:rPr>
+        <w:rFonts w:ascii="Wingdings" w:hAnsi="Wingdings" w:hint="default"/>
+      </w:rPr>
     </w:lvl>
   </w:abstractNum>
   <w:num w:numId="1" w16cid:durableId="427390670">
     <w:abstractNumId w:val="0"/>
   </w:num>
   <w:num w:numId="2" w16cid:durableId="815535872">
+    <w:abstractNumId w:val="11"/>
+  </w:num>
+  <w:num w:numId="3" w16cid:durableId="2080789248">
+    <w:abstractNumId w:val="3"/>
+  </w:num>
+  <w:num w:numId="4" w16cid:durableId="2075469681">
+    <w:abstractNumId w:val="4"/>
+  </w:num>
+  <w:num w:numId="5" w16cid:durableId="943464888">
+    <w:abstractNumId w:val="6"/>
+  </w:num>
+  <w:num w:numId="6" w16cid:durableId="61294995">
+    <w:abstractNumId w:val="19"/>
+  </w:num>
+  <w:num w:numId="7" w16cid:durableId="311176715">
+    <w:abstractNumId w:val="7"/>
+  </w:num>
+  <w:num w:numId="8" w16cid:durableId="1869830928">
+    <w:abstractNumId w:val="14"/>
+  </w:num>
+  <w:num w:numId="9" w16cid:durableId="1052732944">
     <w:abstractNumId w:val="5"/>
   </w:num>
-  <w:num w:numId="3" w16cid:durableId="2080789248">
+  <w:num w:numId="10" w16cid:durableId="32926804">
+    <w:abstractNumId w:val="12"/>
+  </w:num>
+  <w:num w:numId="11" w16cid:durableId="169150761">
+    <w:abstractNumId w:val="16"/>
+  </w:num>
+  <w:num w:numId="12" w16cid:durableId="904754752">
+    <w:abstractNumId w:val="17"/>
+  </w:num>
+  <w:num w:numId="13" w16cid:durableId="1119762781">
+    <w:abstractNumId w:val="20"/>
+  </w:num>
+  <w:num w:numId="14" w16cid:durableId="615988516">
+    <w:abstractNumId w:val="18"/>
+  </w:num>
+  <w:num w:numId="15" w16cid:durableId="1196426820">
+    <w:abstractNumId w:val="8"/>
+  </w:num>
+  <w:num w:numId="16" w16cid:durableId="587153943">
+    <w:abstractNumId w:val="10"/>
+  </w:num>
+  <w:num w:numId="17" w16cid:durableId="12196378">
     <w:abstractNumId w:val="1"/>
   </w:num>
-  <w:num w:numId="4" w16cid:durableId="2075469681">
+  <w:num w:numId="18" w16cid:durableId="1080715726">
+    <w:abstractNumId w:val="13"/>
+  </w:num>
+  <w:num w:numId="19" w16cid:durableId="176359441">
+    <w:abstractNumId w:val="9"/>
+  </w:num>
+  <w:num w:numId="20" w16cid:durableId="571040119">
+    <w:abstractNumId w:val="15"/>
+  </w:num>
+  <w:num w:numId="21" w16cid:durableId="1152790387">
     <w:abstractNumId w:val="2"/>
-  </w:num>
-  <w:num w:numId="5" w16cid:durableId="943464888">
-    <w:abstractNumId w:val="3"/>
-  </w:num>
-  <w:num w:numId="6" w16cid:durableId="61294995">
-    <w:abstractNumId w:val="7"/>
-  </w:num>
-  <w:num w:numId="7" w16cid:durableId="311176715">
-    <w:abstractNumId w:val="4"/>
-  </w:num>
-  <w:num w:numId="8" w16cid:durableId="1869830928">
-    <w:abstractNumId w:val="6"/>
   </w:num>
 </w:numbering>
 </file>
@@ -5552,4 +9510,16 @@
     </a:ext>
   </a:extLst>
 </a:theme>
+</file>
+
+<file path=customXml/item1.xml><?xml version="1.0" encoding="utf-8"?>
+<b:Sources xmlns:b="http://schemas.openxmlformats.org/officeDocument/2006/bibliography" xmlns="http://schemas.openxmlformats.org/officeDocument/2006/bibliography" SelectedStyle="\APASixthEditionOfficeOnline.xsl" StyleName="APA" Version="6"/>
+</file>
+
+<file path=customXml/itemProps1.xml><?xml version="1.0" encoding="utf-8"?>
+<ds:datastoreItem xmlns:ds="http://schemas.openxmlformats.org/officeDocument/2006/customXml" ds:itemID="{F02462C3-3C82-40CA-87B3-ED40903D2684}">
+  <ds:schemaRefs>
+    <ds:schemaRef ds:uri="http://schemas.openxmlformats.org/officeDocument/2006/bibliography"/>
+  </ds:schemaRefs>
+</ds:datastoreItem>
 </file>